--- a/TP-KB-252-Anastasia-Khromets-Ipr.docx.docx
+++ b/TP-KB-252-Anastasia-Khromets-Ipr.docx.docx
@@ -16,74 +16,65 @@
           <w:b/>
           <w:bCs/>
         </w:rPr>
-        <w:t xml:space="preserve">Звіт про виконання практичних завдань до лекцій з курсу Технології програмування на мові </w:t>
-      </w:r>
-      <w:proofErr w:type="spellStart"/>
-      <w:r>
+        <w:t>Звіт про виконання практичних завдань до лекцій з курсу Технології програмування на мові Python</w:t>
+      </w:r>
+    </w:p>
+    <w:p/>
+    <w:p/>
+    <w:p>
+      <w:pPr>
+        <w:jc w:val="right"/>
+      </w:pPr>
+      <w:r>
+        <w:t>Звіт до Теми №1</w:t>
+      </w:r>
+    </w:p>
+    <w:p>
+      <w:pPr>
+        <w:jc w:val="right"/>
+      </w:pPr>
+      <w:r>
+        <w:t>Функції та змінні</w:t>
+      </w:r>
+    </w:p>
+    <w:p>
+      <w:r>
+        <w:t>Під час виконання практичн</w:t>
+      </w:r>
+      <w:r>
+        <w:t>их</w:t>
+      </w:r>
+      <w:r>
+        <w:t xml:space="preserve"> завдан</w:t>
+      </w:r>
+      <w:r>
+        <w:t>ь</w:t>
+      </w:r>
+      <w:r>
+        <w:t xml:space="preserve"> до Теми </w:t>
+      </w:r>
+      <w:r>
+        <w:t>№</w:t>
+      </w:r>
+      <w:r>
+        <w:t xml:space="preserve">1 було </w:t>
+      </w:r>
+      <w:r>
+        <w:t>виконано три завдання, пов’язані з використанням функцій та змінних.</w:t>
+      </w:r>
+    </w:p>
+    <w:p>
+      <w:pPr>
         <w:rPr>
           <w:b/>
           <w:bCs/>
         </w:rPr>
-        <w:t>Python</w:t>
-      </w:r>
-      <w:proofErr w:type="spellEnd"/>
-    </w:p>
-    <w:p/>
-    <w:p/>
-    <w:p>
-      <w:pPr>
-        <w:jc w:val="right"/>
-      </w:pPr>
-      <w:r>
-        <w:t>Звіт до Теми №1</w:t>
-      </w:r>
-    </w:p>
-    <w:p>
-      <w:pPr>
-        <w:jc w:val="right"/>
-      </w:pPr>
-      <w:r>
-        <w:t>Функції та змінні</w:t>
-      </w:r>
-    </w:p>
-    <w:p>
-      <w:r>
-        <w:t>Під час виконання практичн</w:t>
-      </w:r>
-      <w:r>
-        <w:t>их</w:t>
-      </w:r>
-      <w:r>
-        <w:t xml:space="preserve"> завдан</w:t>
-      </w:r>
-      <w:r>
-        <w:t>ь</w:t>
-      </w:r>
-      <w:r>
-        <w:t xml:space="preserve"> до Теми </w:t>
-      </w:r>
-      <w:r>
-        <w:t>№</w:t>
-      </w:r>
-      <w:r>
-        <w:t xml:space="preserve">1 було </w:t>
-      </w:r>
-      <w:r>
-        <w:t>виконано три завдання, пов’язані з використанням функцій та змінних.</w:t>
-      </w:r>
-    </w:p>
-    <w:p>
-      <w:pPr>
+      </w:pPr>
+      <w:r>
         <w:rPr>
           <w:b/>
           <w:bCs/>
         </w:rPr>
-      </w:pPr>
-      <w:r>
-        <w:rPr>
-          <w:b/>
-          <w:bCs/>
-        </w:rPr>
         <w:t>Перетворення рядка</w:t>
       </w:r>
     </w:p>
@@ -102,31 +93,7 @@
     </w:p>
     <w:p>
       <w:r>
-        <w:t xml:space="preserve">Для виконання завдання я створила функцію </w:t>
-      </w:r>
-      <w:proofErr w:type="spellStart"/>
-      <w:r>
-        <w:t>reverse_string</w:t>
-      </w:r>
-      <w:proofErr w:type="spellEnd"/>
-      <w:r>
-        <w:t xml:space="preserve">(), яка приймає рядок як параметр та повертає його у зворотному порядку. Рядок вводиться користувачем за допомогою </w:t>
-      </w:r>
-      <w:proofErr w:type="spellStart"/>
-      <w:r>
-        <w:t>input</w:t>
-      </w:r>
-      <w:proofErr w:type="spellEnd"/>
-      <w:r>
-        <w:t xml:space="preserve">(), тому його довжина може бути будь-якою. Результат роботи функцій зберігається у змінній </w:t>
-      </w:r>
-      <w:proofErr w:type="spellStart"/>
-      <w:r>
-        <w:t>result</w:t>
-      </w:r>
-      <w:proofErr w:type="spellEnd"/>
-      <w:r>
-        <w:t xml:space="preserve"> та виводиться на екран.</w:t>
+        <w:t>Для виконання завдання я створила функцію reverse_string(), яка приймає рядок як параметр та повертає його у зворотному порядку. Рядок вводиться користувачем за допомогою input(), тому його довжина може бути будь-якою. Результат роботи функцій зберігається у змінній result та виводиться на екран.</w:t>
       </w:r>
     </w:p>
     <w:p>
@@ -158,259 +125,67 @@
                 <w:szCs w:val="24"/>
               </w:rPr>
             </w:pPr>
-            <w:proofErr w:type="spellStart"/>
             <w:r>
               <w:rPr>
                 <w:rFonts w:cs="Times New Roman"/>
                 <w:sz w:val="24"/>
                 <w:szCs w:val="24"/>
               </w:rPr>
-              <w:t>def</w:t>
-            </w:r>
-            <w:proofErr w:type="spellEnd"/>
-            <w:r>
+              <w:t>def reverse_string(text):</w:t>
+            </w:r>
+          </w:p>
+          <w:p>
+            <w:pPr>
+              <w:ind w:firstLine="0"/>
               <w:rPr>
                 <w:rFonts w:cs="Times New Roman"/>
                 <w:sz w:val="24"/>
                 <w:szCs w:val="24"/>
               </w:rPr>
-              <w:t xml:space="preserve"> </w:t>
-            </w:r>
-            <w:proofErr w:type="spellStart"/>
+            </w:pPr>
             <w:r>
               <w:rPr>
                 <w:rFonts w:cs="Times New Roman"/>
                 <w:sz w:val="24"/>
                 <w:szCs w:val="24"/>
               </w:rPr>
-              <w:t>reverse_string</w:t>
-            </w:r>
-            <w:proofErr w:type="spellEnd"/>
-            <w:r>
+              <w:t xml:space="preserve">    return text[::-1]</w:t>
+            </w:r>
+          </w:p>
+          <w:p>
+            <w:pPr>
+              <w:ind w:firstLine="0"/>
               <w:rPr>
                 <w:rFonts w:cs="Times New Roman"/>
                 <w:sz w:val="24"/>
                 <w:szCs w:val="24"/>
               </w:rPr>
-              <w:t>(</w:t>
-            </w:r>
-            <w:proofErr w:type="spellStart"/>
+            </w:pPr>
             <w:r>
               <w:rPr>
                 <w:rFonts w:cs="Times New Roman"/>
                 <w:sz w:val="24"/>
                 <w:szCs w:val="24"/>
               </w:rPr>
-              <w:t>text</w:t>
-            </w:r>
-            <w:proofErr w:type="spellEnd"/>
-            <w:r>
+              <w:t>text = input("Enter a string: ")</w:t>
+            </w:r>
+          </w:p>
+          <w:p>
+            <w:pPr>
+              <w:ind w:firstLine="0"/>
               <w:rPr>
                 <w:rFonts w:cs="Times New Roman"/>
                 <w:sz w:val="24"/>
                 <w:szCs w:val="24"/>
               </w:rPr>
-              <w:t>):</w:t>
-            </w:r>
-          </w:p>
-          <w:p>
-            <w:pPr>
-              <w:ind w:firstLine="0"/>
+            </w:pPr>
+            <w:r>
               <w:rPr>
                 <w:rFonts w:cs="Times New Roman"/>
                 <w:sz w:val="24"/>
                 <w:szCs w:val="24"/>
               </w:rPr>
-            </w:pPr>
-            <w:r>
-              <w:rPr>
-                <w:rFonts w:cs="Times New Roman"/>
-                <w:sz w:val="24"/>
-                <w:szCs w:val="24"/>
-              </w:rPr>
-              <w:t xml:space="preserve">    </w:t>
-            </w:r>
-            <w:proofErr w:type="spellStart"/>
-            <w:r>
-              <w:rPr>
-                <w:rFonts w:cs="Times New Roman"/>
-                <w:sz w:val="24"/>
-                <w:szCs w:val="24"/>
-              </w:rPr>
-              <w:t>return</w:t>
-            </w:r>
-            <w:proofErr w:type="spellEnd"/>
-            <w:r>
-              <w:rPr>
-                <w:rFonts w:cs="Times New Roman"/>
-                <w:sz w:val="24"/>
-                <w:szCs w:val="24"/>
-              </w:rPr>
-              <w:t xml:space="preserve"> </w:t>
-            </w:r>
-            <w:proofErr w:type="spellStart"/>
-            <w:r>
-              <w:rPr>
-                <w:rFonts w:cs="Times New Roman"/>
-                <w:sz w:val="24"/>
-                <w:szCs w:val="24"/>
-              </w:rPr>
-              <w:t>text</w:t>
-            </w:r>
-            <w:proofErr w:type="spellEnd"/>
-            <w:r>
-              <w:rPr>
-                <w:rFonts w:cs="Times New Roman"/>
-                <w:sz w:val="24"/>
-                <w:szCs w:val="24"/>
-              </w:rPr>
-              <w:t>[::-1]</w:t>
-            </w:r>
-          </w:p>
-          <w:p>
-            <w:pPr>
-              <w:ind w:firstLine="0"/>
-              <w:rPr>
-                <w:rFonts w:cs="Times New Roman"/>
-                <w:sz w:val="24"/>
-                <w:szCs w:val="24"/>
-              </w:rPr>
-            </w:pPr>
-            <w:proofErr w:type="spellStart"/>
-            <w:r>
-              <w:rPr>
-                <w:rFonts w:cs="Times New Roman"/>
-                <w:sz w:val="24"/>
-                <w:szCs w:val="24"/>
-              </w:rPr>
-              <w:t>text</w:t>
-            </w:r>
-            <w:proofErr w:type="spellEnd"/>
-            <w:r>
-              <w:rPr>
-                <w:rFonts w:cs="Times New Roman"/>
-                <w:sz w:val="24"/>
-                <w:szCs w:val="24"/>
-              </w:rPr>
-              <w:t xml:space="preserve"> = </w:t>
-            </w:r>
-            <w:proofErr w:type="spellStart"/>
-            <w:r>
-              <w:rPr>
-                <w:rFonts w:cs="Times New Roman"/>
-                <w:sz w:val="24"/>
-                <w:szCs w:val="24"/>
-              </w:rPr>
-              <w:t>input</w:t>
-            </w:r>
-            <w:proofErr w:type="spellEnd"/>
-            <w:r>
-              <w:rPr>
-                <w:rFonts w:cs="Times New Roman"/>
-                <w:sz w:val="24"/>
-                <w:szCs w:val="24"/>
-              </w:rPr>
-              <w:t>("</w:t>
-            </w:r>
-            <w:proofErr w:type="spellStart"/>
-            <w:r>
-              <w:rPr>
-                <w:rFonts w:cs="Times New Roman"/>
-                <w:sz w:val="24"/>
-                <w:szCs w:val="24"/>
-              </w:rPr>
-              <w:t>Enter</w:t>
-            </w:r>
-            <w:proofErr w:type="spellEnd"/>
-            <w:r>
-              <w:rPr>
-                <w:rFonts w:cs="Times New Roman"/>
-                <w:sz w:val="24"/>
-                <w:szCs w:val="24"/>
-              </w:rPr>
-              <w:t xml:space="preserve"> a </w:t>
-            </w:r>
-            <w:proofErr w:type="spellStart"/>
-            <w:r>
-              <w:rPr>
-                <w:rFonts w:cs="Times New Roman"/>
-                <w:sz w:val="24"/>
-                <w:szCs w:val="24"/>
-              </w:rPr>
-              <w:t>string</w:t>
-            </w:r>
-            <w:proofErr w:type="spellEnd"/>
-            <w:r>
-              <w:rPr>
-                <w:rFonts w:cs="Times New Roman"/>
-                <w:sz w:val="24"/>
-                <w:szCs w:val="24"/>
-              </w:rPr>
-              <w:t>: ")</w:t>
-            </w:r>
-          </w:p>
-          <w:p>
-            <w:pPr>
-              <w:ind w:firstLine="0"/>
-              <w:rPr>
-                <w:rFonts w:cs="Times New Roman"/>
-                <w:sz w:val="24"/>
-                <w:szCs w:val="24"/>
-              </w:rPr>
-            </w:pPr>
-            <w:proofErr w:type="spellStart"/>
-            <w:r>
-              <w:rPr>
-                <w:rFonts w:cs="Times New Roman"/>
-                <w:sz w:val="24"/>
-                <w:szCs w:val="24"/>
-              </w:rPr>
-              <w:t>result</w:t>
-            </w:r>
-            <w:proofErr w:type="spellEnd"/>
-            <w:r>
-              <w:rPr>
-                <w:rFonts w:cs="Times New Roman"/>
-                <w:sz w:val="24"/>
-                <w:szCs w:val="24"/>
-              </w:rPr>
-              <w:t xml:space="preserve"> = </w:t>
-            </w:r>
-            <w:proofErr w:type="spellStart"/>
-            <w:r>
-              <w:rPr>
-                <w:rFonts w:cs="Times New Roman"/>
-                <w:sz w:val="24"/>
-                <w:szCs w:val="24"/>
-              </w:rPr>
-              <w:t>reverse_string</w:t>
-            </w:r>
-            <w:proofErr w:type="spellEnd"/>
-            <w:r>
-              <w:rPr>
-                <w:rFonts w:cs="Times New Roman"/>
-                <w:sz w:val="24"/>
-                <w:szCs w:val="24"/>
-              </w:rPr>
-              <w:t>(</w:t>
-            </w:r>
-            <w:proofErr w:type="spellStart"/>
-            <w:r>
-              <w:rPr>
-                <w:rFonts w:cs="Times New Roman"/>
-                <w:sz w:val="24"/>
-                <w:szCs w:val="24"/>
-              </w:rPr>
-              <w:t>text</w:t>
-            </w:r>
-            <w:proofErr w:type="spellEnd"/>
-            <w:r>
-              <w:rPr>
-                <w:rFonts w:cs="Times New Roman"/>
-                <w:sz w:val="24"/>
-                <w:szCs w:val="24"/>
-              </w:rPr>
-              <w:t>)</w:t>
+              <w:t>result = reverse_string(text)</w:t>
             </w:r>
           </w:p>
           <w:p>
@@ -422,59 +197,13 @@
                 <w:szCs w:val="20"/>
               </w:rPr>
             </w:pPr>
-            <w:proofErr w:type="spellStart"/>
             <w:r>
               <w:rPr>
                 <w:rFonts w:cs="Times New Roman"/>
                 <w:sz w:val="24"/>
                 <w:szCs w:val="24"/>
               </w:rPr>
-              <w:t>print</w:t>
-            </w:r>
-            <w:proofErr w:type="spellEnd"/>
-            <w:r>
-              <w:rPr>
-                <w:rFonts w:cs="Times New Roman"/>
-                <w:sz w:val="24"/>
-                <w:szCs w:val="24"/>
-              </w:rPr>
-              <w:t>("</w:t>
-            </w:r>
-            <w:proofErr w:type="spellStart"/>
-            <w:r>
-              <w:rPr>
-                <w:rFonts w:cs="Times New Roman"/>
-                <w:sz w:val="24"/>
-                <w:szCs w:val="24"/>
-              </w:rPr>
-              <w:t>Result</w:t>
-            </w:r>
-            <w:proofErr w:type="spellEnd"/>
-            <w:r>
-              <w:rPr>
-                <w:rFonts w:cs="Times New Roman"/>
-                <w:sz w:val="24"/>
-                <w:szCs w:val="24"/>
-              </w:rPr>
-              <w:t xml:space="preserve"> =", </w:t>
-            </w:r>
-            <w:proofErr w:type="spellStart"/>
-            <w:r>
-              <w:rPr>
-                <w:rFonts w:cs="Times New Roman"/>
-                <w:sz w:val="24"/>
-                <w:szCs w:val="24"/>
-              </w:rPr>
-              <w:t>result</w:t>
-            </w:r>
-            <w:proofErr w:type="spellEnd"/>
-            <w:r>
-              <w:rPr>
-                <w:rFonts w:cs="Times New Roman"/>
-                <w:sz w:val="24"/>
-                <w:szCs w:val="24"/>
-              </w:rPr>
-              <w:t xml:space="preserve"> )</w:t>
+              <w:t>print("Result =", result )</w:t>
             </w:r>
           </w:p>
         </w:tc>
@@ -530,7 +259,7 @@
                     <pic:cNvPicPr/>
                   </pic:nvPicPr>
                   <pic:blipFill rotWithShape="1">
-                    <a:blip r:embed="rId5"/>
+                    <a:blip r:embed="rId6"/>
                     <a:srcRect t="48591" r="61154" b="19719"/>
                     <a:stretch>
                       <a:fillRect/>
@@ -575,24 +304,17 @@
         </w:rPr>
         <w:t>G</w:t>
       </w:r>
-      <w:proofErr w:type="spellStart"/>
       <w:r>
         <w:t>it</w:t>
       </w:r>
-      <w:proofErr w:type="spellEnd"/>
       <w:r>
         <w:rPr>
           <w:lang w:val="en-US"/>
         </w:rPr>
         <w:t>H</w:t>
       </w:r>
-      <w:proofErr w:type="spellStart"/>
-      <w:r>
-        <w:t>ub</w:t>
-      </w:r>
-      <w:proofErr w:type="spellEnd"/>
-      <w:r>
-        <w:t>:</w:t>
+      <w:r>
+        <w:t>ub:</w:t>
       </w:r>
     </w:p>
     <w:p>
@@ -602,7 +324,7 @@
           <w:lang w:val="ru-RU"/>
         </w:rPr>
       </w:pPr>
-      <w:hyperlink r:id="rId6" w:history="1">
+      <w:hyperlink r:id="rId7" w:history="1">
         <w:r>
           <w:rPr>
             <w:rStyle w:val="a4"/>
@@ -617,7 +339,6 @@
           </w:rPr>
           <w:t>://</w:t>
         </w:r>
-        <w:proofErr w:type="spellStart"/>
         <w:r>
           <w:rPr>
             <w:rStyle w:val="a4"/>
@@ -625,7 +346,6 @@
           </w:rPr>
           <w:t>github</w:t>
         </w:r>
-        <w:proofErr w:type="spellEnd"/>
         <w:r>
           <w:rPr>
             <w:rStyle w:val="a4"/>
@@ -647,7 +367,6 @@
           </w:rPr>
           <w:t>/</w:t>
         </w:r>
-        <w:proofErr w:type="spellStart"/>
         <w:r>
           <w:rPr>
             <w:rStyle w:val="a4"/>
@@ -655,7 +374,6 @@
           </w:rPr>
           <w:t>nkhromets</w:t>
         </w:r>
-        <w:proofErr w:type="spellEnd"/>
         <w:r>
           <w:rPr>
             <w:rStyle w:val="a4"/>
@@ -705,7 +423,6 @@
           </w:rPr>
           <w:t>-</w:t>
         </w:r>
-        <w:proofErr w:type="spellStart"/>
         <w:r>
           <w:rPr>
             <w:rStyle w:val="a4"/>
@@ -713,7 +430,6 @@
           </w:rPr>
           <w:t>Khromets</w:t>
         </w:r>
-        <w:proofErr w:type="spellEnd"/>
         <w:r>
           <w:rPr>
             <w:rStyle w:val="a4"/>
@@ -777,7 +493,6 @@
           </w:rPr>
           <w:t>1.</w:t>
         </w:r>
-        <w:proofErr w:type="spellStart"/>
         <w:r>
           <w:rPr>
             <w:rStyle w:val="a4"/>
@@ -785,7 +500,6 @@
           </w:rPr>
           <w:t>py</w:t>
         </w:r>
-        <w:proofErr w:type="spellEnd"/>
       </w:hyperlink>
       <w:r>
         <w:rPr>
@@ -818,13 +532,8 @@
         </w:rPr>
         <w:t>H</w:t>
       </w:r>
-      <w:proofErr w:type="spellStart"/>
-      <w:r>
-        <w:t>ub</w:t>
-      </w:r>
-      <w:proofErr w:type="spellEnd"/>
-      <w:r>
-        <w:t>:</w:t>
+      <w:r>
+        <w:t>ub:</w:t>
       </w:r>
     </w:p>
     <w:p>
@@ -857,7 +566,7 @@
                     </pic:cNvPicPr>
                   </pic:nvPicPr>
                   <pic:blipFill rotWithShape="1">
-                    <a:blip r:embed="rId7">
+                    <a:blip r:embed="rId8">
                       <a:extLst>
                         <a:ext uri="{28A0092B-C50C-407E-A947-70E740481C1C}">
                           <a14:useLocalDpi xmlns:a14="http://schemas.microsoft.com/office/drawing/2010/main" val="0"/>
@@ -911,47 +620,7 @@
     </w:p>
     <w:p>
       <w:r>
-        <w:t xml:space="preserve">Необхідно виконати тестування функцій, що працюють з рядками: </w:t>
-      </w:r>
-      <w:proofErr w:type="spellStart"/>
-      <w:r>
-        <w:t>strip</w:t>
-      </w:r>
-      <w:proofErr w:type="spellEnd"/>
-      <w:r>
-        <w:t xml:space="preserve">(), </w:t>
-      </w:r>
-      <w:proofErr w:type="spellStart"/>
-      <w:r>
-        <w:t>capitalize</w:t>
-      </w:r>
-      <w:proofErr w:type="spellEnd"/>
-      <w:r>
-        <w:t xml:space="preserve">(), </w:t>
-      </w:r>
-      <w:proofErr w:type="spellStart"/>
-      <w:r>
-        <w:t>title</w:t>
-      </w:r>
-      <w:proofErr w:type="spellEnd"/>
-      <w:r>
-        <w:t xml:space="preserve">(), </w:t>
-      </w:r>
-      <w:proofErr w:type="spellStart"/>
-      <w:r>
-        <w:t>upper</w:t>
-      </w:r>
-      <w:proofErr w:type="spellEnd"/>
-      <w:r>
-        <w:t xml:space="preserve">(), </w:t>
-      </w:r>
-      <w:proofErr w:type="spellStart"/>
-      <w:r>
-        <w:t>lower</w:t>
-      </w:r>
-      <w:proofErr w:type="spellEnd"/>
-      <w:r>
-        <w:t>().</w:t>
+        <w:t>Необхідно виконати тестування функцій, що працюють з рядками: strip(), capitalize(), title(), upper(), lower().</w:t>
       </w:r>
     </w:p>
     <w:p>
@@ -961,23 +630,7 @@
     </w:p>
     <w:p>
       <w:r>
-        <w:t xml:space="preserve">Для виконання завдання я створила функцію </w:t>
-      </w:r>
-      <w:proofErr w:type="spellStart"/>
-      <w:r>
-        <w:t>test_string</w:t>
-      </w:r>
-      <w:proofErr w:type="spellEnd"/>
-      <w:r>
-        <w:t xml:space="preserve">(), яка отримує рядок як параметр. Усередині функції перевіряється робота п’яти вбудованих функцій </w:t>
-      </w:r>
-      <w:proofErr w:type="spellStart"/>
-      <w:r>
-        <w:t>Python</w:t>
-      </w:r>
-      <w:proofErr w:type="spellEnd"/>
-      <w:r>
-        <w:t xml:space="preserve"> для роботи з рядками. Рядок вводиться користувачем, після чого результати роботи кожної функції виводяться на екран.</w:t>
+        <w:t>Для виконання завдання я створила функцію test_string(), яка отримує рядок як параметр. Усередині функції перевіряється робота п’яти вбудованих функцій Python для роботи з рядками. Рядок вводиться користувачем, після чого результати роботи кожної функції виводяться на екран.</w:t>
       </w:r>
     </w:p>
     <w:p>
@@ -1010,591 +663,139 @@
                 <w:szCs w:val="24"/>
               </w:rPr>
             </w:pPr>
-            <w:proofErr w:type="spellStart"/>
             <w:r>
               <w:rPr>
                 <w:rFonts w:cs="Times New Roman"/>
                 <w:sz w:val="24"/>
                 <w:szCs w:val="24"/>
               </w:rPr>
-              <w:t>def</w:t>
-            </w:r>
-            <w:proofErr w:type="spellEnd"/>
-            <w:r>
+              <w:t>def test_string(text):</w:t>
+            </w:r>
+          </w:p>
+          <w:p>
+            <w:pPr>
+              <w:ind w:firstLine="0"/>
               <w:rPr>
                 <w:rFonts w:cs="Times New Roman"/>
                 <w:sz w:val="24"/>
                 <w:szCs w:val="24"/>
               </w:rPr>
-              <w:t xml:space="preserve"> </w:t>
-            </w:r>
-            <w:proofErr w:type="spellStart"/>
+            </w:pPr>
             <w:r>
               <w:rPr>
                 <w:rFonts w:cs="Times New Roman"/>
                 <w:sz w:val="24"/>
                 <w:szCs w:val="24"/>
               </w:rPr>
-              <w:t>test_string</w:t>
-            </w:r>
-            <w:proofErr w:type="spellEnd"/>
-            <w:r>
+              <w:t xml:space="preserve">    print("Initial line:", text)</w:t>
+            </w:r>
+          </w:p>
+          <w:p>
+            <w:pPr>
+              <w:ind w:firstLine="0"/>
               <w:rPr>
                 <w:rFonts w:cs="Times New Roman"/>
                 <w:sz w:val="24"/>
                 <w:szCs w:val="24"/>
               </w:rPr>
-              <w:t>(</w:t>
-            </w:r>
-            <w:proofErr w:type="spellStart"/>
+            </w:pPr>
             <w:r>
               <w:rPr>
                 <w:rFonts w:cs="Times New Roman"/>
                 <w:sz w:val="24"/>
                 <w:szCs w:val="24"/>
               </w:rPr>
-              <w:t>text</w:t>
-            </w:r>
-            <w:proofErr w:type="spellEnd"/>
-            <w:r>
+              <w:t xml:space="preserve">    print("strip():", text.strip())</w:t>
+            </w:r>
+          </w:p>
+          <w:p>
+            <w:pPr>
+              <w:ind w:firstLine="0"/>
               <w:rPr>
                 <w:rFonts w:cs="Times New Roman"/>
                 <w:sz w:val="24"/>
                 <w:szCs w:val="24"/>
               </w:rPr>
-              <w:t>):</w:t>
-            </w:r>
-          </w:p>
-          <w:p>
-            <w:pPr>
-              <w:ind w:firstLine="0"/>
+            </w:pPr>
+            <w:r>
               <w:rPr>
                 <w:rFonts w:cs="Times New Roman"/>
                 <w:sz w:val="24"/>
                 <w:szCs w:val="24"/>
               </w:rPr>
-            </w:pPr>
-            <w:r>
+              <w:t xml:space="preserve">    print("capitalize():", text.capitalize())</w:t>
+            </w:r>
+          </w:p>
+          <w:p>
+            <w:pPr>
+              <w:ind w:firstLine="0"/>
               <w:rPr>
                 <w:rFonts w:cs="Times New Roman"/>
                 <w:sz w:val="24"/>
                 <w:szCs w:val="24"/>
               </w:rPr>
-              <w:t xml:space="preserve">    </w:t>
-            </w:r>
-            <w:proofErr w:type="spellStart"/>
+            </w:pPr>
             <w:r>
               <w:rPr>
                 <w:rFonts w:cs="Times New Roman"/>
                 <w:sz w:val="24"/>
                 <w:szCs w:val="24"/>
               </w:rPr>
-              <w:t>print</w:t>
-            </w:r>
-            <w:proofErr w:type="spellEnd"/>
-            <w:r>
+              <w:t xml:space="preserve">    print("title():", text.title())</w:t>
+            </w:r>
+          </w:p>
+          <w:p>
+            <w:pPr>
+              <w:ind w:firstLine="0"/>
               <w:rPr>
                 <w:rFonts w:cs="Times New Roman"/>
                 <w:sz w:val="24"/>
                 <w:szCs w:val="24"/>
               </w:rPr>
-              <w:t>("</w:t>
-            </w:r>
-            <w:proofErr w:type="spellStart"/>
+            </w:pPr>
             <w:r>
               <w:rPr>
                 <w:rFonts w:cs="Times New Roman"/>
                 <w:sz w:val="24"/>
                 <w:szCs w:val="24"/>
               </w:rPr>
-              <w:t>Initial</w:t>
-            </w:r>
-            <w:proofErr w:type="spellEnd"/>
-            <w:r>
+              <w:t xml:space="preserve">    print("upper():", text.upper())</w:t>
+            </w:r>
+          </w:p>
+          <w:p>
+            <w:pPr>
+              <w:ind w:firstLine="0"/>
               <w:rPr>
                 <w:rFonts w:cs="Times New Roman"/>
                 <w:sz w:val="24"/>
                 <w:szCs w:val="24"/>
               </w:rPr>
-              <w:t xml:space="preserve"> </w:t>
-            </w:r>
-            <w:proofErr w:type="spellStart"/>
+            </w:pPr>
             <w:r>
               <w:rPr>
                 <w:rFonts w:cs="Times New Roman"/>
                 <w:sz w:val="24"/>
                 <w:szCs w:val="24"/>
               </w:rPr>
-              <w:t>line</w:t>
-            </w:r>
-            <w:proofErr w:type="spellEnd"/>
-            <w:r>
+              <w:t xml:space="preserve">    print("lower():", text.lower())</w:t>
+            </w:r>
+          </w:p>
+          <w:p>
+            <w:pPr>
+              <w:ind w:firstLine="0"/>
               <w:rPr>
                 <w:rFonts w:cs="Times New Roman"/>
                 <w:sz w:val="24"/>
                 <w:szCs w:val="24"/>
               </w:rPr>
-              <w:t xml:space="preserve">:", </w:t>
-            </w:r>
-            <w:proofErr w:type="spellStart"/>
+            </w:pPr>
             <w:r>
               <w:rPr>
                 <w:rFonts w:cs="Times New Roman"/>
                 <w:sz w:val="24"/>
                 <w:szCs w:val="24"/>
               </w:rPr>
-              <w:t>text</w:t>
-            </w:r>
-            <w:proofErr w:type="spellEnd"/>
-            <w:r>
-              <w:rPr>
-                <w:rFonts w:cs="Times New Roman"/>
-                <w:sz w:val="24"/>
-                <w:szCs w:val="24"/>
-              </w:rPr>
-              <w:t>)</w:t>
-            </w:r>
-          </w:p>
-          <w:p>
-            <w:pPr>
-              <w:ind w:firstLine="0"/>
-              <w:rPr>
-                <w:rFonts w:cs="Times New Roman"/>
-                <w:sz w:val="24"/>
-                <w:szCs w:val="24"/>
-              </w:rPr>
-            </w:pPr>
-            <w:r>
-              <w:rPr>
-                <w:rFonts w:cs="Times New Roman"/>
-                <w:sz w:val="24"/>
-                <w:szCs w:val="24"/>
-              </w:rPr>
-              <w:t xml:space="preserve">    </w:t>
-            </w:r>
-            <w:proofErr w:type="spellStart"/>
-            <w:r>
-              <w:rPr>
-                <w:rFonts w:cs="Times New Roman"/>
-                <w:sz w:val="24"/>
-                <w:szCs w:val="24"/>
-              </w:rPr>
-              <w:t>print</w:t>
-            </w:r>
-            <w:proofErr w:type="spellEnd"/>
-            <w:r>
-              <w:rPr>
-                <w:rFonts w:cs="Times New Roman"/>
-                <w:sz w:val="24"/>
-                <w:szCs w:val="24"/>
-              </w:rPr>
-              <w:t>("</w:t>
-            </w:r>
-            <w:proofErr w:type="spellStart"/>
-            <w:r>
-              <w:rPr>
-                <w:rFonts w:cs="Times New Roman"/>
-                <w:sz w:val="24"/>
-                <w:szCs w:val="24"/>
-              </w:rPr>
-              <w:t>strip</w:t>
-            </w:r>
-            <w:proofErr w:type="spellEnd"/>
-            <w:r>
-              <w:rPr>
-                <w:rFonts w:cs="Times New Roman"/>
-                <w:sz w:val="24"/>
-                <w:szCs w:val="24"/>
-              </w:rPr>
-              <w:t xml:space="preserve">():", </w:t>
-            </w:r>
-            <w:proofErr w:type="spellStart"/>
-            <w:r>
-              <w:rPr>
-                <w:rFonts w:cs="Times New Roman"/>
-                <w:sz w:val="24"/>
-                <w:szCs w:val="24"/>
-              </w:rPr>
-              <w:t>text.strip</w:t>
-            </w:r>
-            <w:proofErr w:type="spellEnd"/>
-            <w:r>
-              <w:rPr>
-                <w:rFonts w:cs="Times New Roman"/>
-                <w:sz w:val="24"/>
-                <w:szCs w:val="24"/>
-              </w:rPr>
-              <w:t>())</w:t>
-            </w:r>
-          </w:p>
-          <w:p>
-            <w:pPr>
-              <w:ind w:firstLine="0"/>
-              <w:rPr>
-                <w:rFonts w:cs="Times New Roman"/>
-                <w:sz w:val="24"/>
-                <w:szCs w:val="24"/>
-              </w:rPr>
-            </w:pPr>
-            <w:r>
-              <w:rPr>
-                <w:rFonts w:cs="Times New Roman"/>
-                <w:sz w:val="24"/>
-                <w:szCs w:val="24"/>
-              </w:rPr>
-              <w:t xml:space="preserve">    </w:t>
-            </w:r>
-            <w:proofErr w:type="spellStart"/>
-            <w:r>
-              <w:rPr>
-                <w:rFonts w:cs="Times New Roman"/>
-                <w:sz w:val="24"/>
-                <w:szCs w:val="24"/>
-              </w:rPr>
-              <w:t>print</w:t>
-            </w:r>
-            <w:proofErr w:type="spellEnd"/>
-            <w:r>
-              <w:rPr>
-                <w:rFonts w:cs="Times New Roman"/>
-                <w:sz w:val="24"/>
-                <w:szCs w:val="24"/>
-              </w:rPr>
-              <w:t>("</w:t>
-            </w:r>
-            <w:proofErr w:type="spellStart"/>
-            <w:r>
-              <w:rPr>
-                <w:rFonts w:cs="Times New Roman"/>
-                <w:sz w:val="24"/>
-                <w:szCs w:val="24"/>
-              </w:rPr>
-              <w:t>capitalize</w:t>
-            </w:r>
-            <w:proofErr w:type="spellEnd"/>
-            <w:r>
-              <w:rPr>
-                <w:rFonts w:cs="Times New Roman"/>
-                <w:sz w:val="24"/>
-                <w:szCs w:val="24"/>
-              </w:rPr>
-              <w:t xml:space="preserve">():", </w:t>
-            </w:r>
-            <w:proofErr w:type="spellStart"/>
-            <w:r>
-              <w:rPr>
-                <w:rFonts w:cs="Times New Roman"/>
-                <w:sz w:val="24"/>
-                <w:szCs w:val="24"/>
-              </w:rPr>
-              <w:t>text.capitalize</w:t>
-            </w:r>
-            <w:proofErr w:type="spellEnd"/>
-            <w:r>
-              <w:rPr>
-                <w:rFonts w:cs="Times New Roman"/>
-                <w:sz w:val="24"/>
-                <w:szCs w:val="24"/>
-              </w:rPr>
-              <w:t>())</w:t>
-            </w:r>
-          </w:p>
-          <w:p>
-            <w:pPr>
-              <w:ind w:firstLine="0"/>
-              <w:rPr>
-                <w:rFonts w:cs="Times New Roman"/>
-                <w:sz w:val="24"/>
-                <w:szCs w:val="24"/>
-              </w:rPr>
-            </w:pPr>
-            <w:r>
-              <w:rPr>
-                <w:rFonts w:cs="Times New Roman"/>
-                <w:sz w:val="24"/>
-                <w:szCs w:val="24"/>
-              </w:rPr>
-              <w:t xml:space="preserve">    </w:t>
-            </w:r>
-            <w:proofErr w:type="spellStart"/>
-            <w:r>
-              <w:rPr>
-                <w:rFonts w:cs="Times New Roman"/>
-                <w:sz w:val="24"/>
-                <w:szCs w:val="24"/>
-              </w:rPr>
-              <w:t>print</w:t>
-            </w:r>
-            <w:proofErr w:type="spellEnd"/>
-            <w:r>
-              <w:rPr>
-                <w:rFonts w:cs="Times New Roman"/>
-                <w:sz w:val="24"/>
-                <w:szCs w:val="24"/>
-              </w:rPr>
-              <w:t>("</w:t>
-            </w:r>
-            <w:proofErr w:type="spellStart"/>
-            <w:r>
-              <w:rPr>
-                <w:rFonts w:cs="Times New Roman"/>
-                <w:sz w:val="24"/>
-                <w:szCs w:val="24"/>
-              </w:rPr>
-              <w:t>title</w:t>
-            </w:r>
-            <w:proofErr w:type="spellEnd"/>
-            <w:r>
-              <w:rPr>
-                <w:rFonts w:cs="Times New Roman"/>
-                <w:sz w:val="24"/>
-                <w:szCs w:val="24"/>
-              </w:rPr>
-              <w:t xml:space="preserve">():", </w:t>
-            </w:r>
-            <w:proofErr w:type="spellStart"/>
-            <w:r>
-              <w:rPr>
-                <w:rFonts w:cs="Times New Roman"/>
-                <w:sz w:val="24"/>
-                <w:szCs w:val="24"/>
-              </w:rPr>
-              <w:t>text.title</w:t>
-            </w:r>
-            <w:proofErr w:type="spellEnd"/>
-            <w:r>
-              <w:rPr>
-                <w:rFonts w:cs="Times New Roman"/>
-                <w:sz w:val="24"/>
-                <w:szCs w:val="24"/>
-              </w:rPr>
-              <w:t>())</w:t>
-            </w:r>
-          </w:p>
-          <w:p>
-            <w:pPr>
-              <w:ind w:firstLine="0"/>
-              <w:rPr>
-                <w:rFonts w:cs="Times New Roman"/>
-                <w:sz w:val="24"/>
-                <w:szCs w:val="24"/>
-              </w:rPr>
-            </w:pPr>
-            <w:r>
-              <w:rPr>
-                <w:rFonts w:cs="Times New Roman"/>
-                <w:sz w:val="24"/>
-                <w:szCs w:val="24"/>
-              </w:rPr>
-              <w:t xml:space="preserve">    </w:t>
-            </w:r>
-            <w:proofErr w:type="spellStart"/>
-            <w:r>
-              <w:rPr>
-                <w:rFonts w:cs="Times New Roman"/>
-                <w:sz w:val="24"/>
-                <w:szCs w:val="24"/>
-              </w:rPr>
-              <w:t>print</w:t>
-            </w:r>
-            <w:proofErr w:type="spellEnd"/>
-            <w:r>
-              <w:rPr>
-                <w:rFonts w:cs="Times New Roman"/>
-                <w:sz w:val="24"/>
-                <w:szCs w:val="24"/>
-              </w:rPr>
-              <w:t>("</w:t>
-            </w:r>
-            <w:proofErr w:type="spellStart"/>
-            <w:r>
-              <w:rPr>
-                <w:rFonts w:cs="Times New Roman"/>
-                <w:sz w:val="24"/>
-                <w:szCs w:val="24"/>
-              </w:rPr>
-              <w:t>upper</w:t>
-            </w:r>
-            <w:proofErr w:type="spellEnd"/>
-            <w:r>
-              <w:rPr>
-                <w:rFonts w:cs="Times New Roman"/>
-                <w:sz w:val="24"/>
-                <w:szCs w:val="24"/>
-              </w:rPr>
-              <w:t xml:space="preserve">():", </w:t>
-            </w:r>
-            <w:proofErr w:type="spellStart"/>
-            <w:r>
-              <w:rPr>
-                <w:rFonts w:cs="Times New Roman"/>
-                <w:sz w:val="24"/>
-                <w:szCs w:val="24"/>
-              </w:rPr>
-              <w:t>text.upper</w:t>
-            </w:r>
-            <w:proofErr w:type="spellEnd"/>
-            <w:r>
-              <w:rPr>
-                <w:rFonts w:cs="Times New Roman"/>
-                <w:sz w:val="24"/>
-                <w:szCs w:val="24"/>
-              </w:rPr>
-              <w:t>())</w:t>
-            </w:r>
-          </w:p>
-          <w:p>
-            <w:pPr>
-              <w:ind w:firstLine="0"/>
-              <w:rPr>
-                <w:rFonts w:cs="Times New Roman"/>
-                <w:sz w:val="24"/>
-                <w:szCs w:val="24"/>
-              </w:rPr>
-            </w:pPr>
-            <w:r>
-              <w:rPr>
-                <w:rFonts w:cs="Times New Roman"/>
-                <w:sz w:val="24"/>
-                <w:szCs w:val="24"/>
-              </w:rPr>
-              <w:t xml:space="preserve">    </w:t>
-            </w:r>
-            <w:proofErr w:type="spellStart"/>
-            <w:r>
-              <w:rPr>
-                <w:rFonts w:cs="Times New Roman"/>
-                <w:sz w:val="24"/>
-                <w:szCs w:val="24"/>
-              </w:rPr>
-              <w:t>print</w:t>
-            </w:r>
-            <w:proofErr w:type="spellEnd"/>
-            <w:r>
-              <w:rPr>
-                <w:rFonts w:cs="Times New Roman"/>
-                <w:sz w:val="24"/>
-                <w:szCs w:val="24"/>
-              </w:rPr>
-              <w:t>("</w:t>
-            </w:r>
-            <w:proofErr w:type="spellStart"/>
-            <w:r>
-              <w:rPr>
-                <w:rFonts w:cs="Times New Roman"/>
-                <w:sz w:val="24"/>
-                <w:szCs w:val="24"/>
-              </w:rPr>
-              <w:t>lower</w:t>
-            </w:r>
-            <w:proofErr w:type="spellEnd"/>
-            <w:r>
-              <w:rPr>
-                <w:rFonts w:cs="Times New Roman"/>
-                <w:sz w:val="24"/>
-                <w:szCs w:val="24"/>
-              </w:rPr>
-              <w:t xml:space="preserve">():", </w:t>
-            </w:r>
-            <w:proofErr w:type="spellStart"/>
-            <w:r>
-              <w:rPr>
-                <w:rFonts w:cs="Times New Roman"/>
-                <w:sz w:val="24"/>
-                <w:szCs w:val="24"/>
-              </w:rPr>
-              <w:t>text.lower</w:t>
-            </w:r>
-            <w:proofErr w:type="spellEnd"/>
-            <w:r>
-              <w:rPr>
-                <w:rFonts w:cs="Times New Roman"/>
-                <w:sz w:val="24"/>
-                <w:szCs w:val="24"/>
-              </w:rPr>
-              <w:t>())</w:t>
-            </w:r>
-          </w:p>
-          <w:p>
-            <w:pPr>
-              <w:ind w:firstLine="0"/>
-              <w:rPr>
-                <w:rFonts w:cs="Times New Roman"/>
-                <w:sz w:val="24"/>
-                <w:szCs w:val="24"/>
-              </w:rPr>
-            </w:pPr>
-            <w:proofErr w:type="spellStart"/>
-            <w:r>
-              <w:rPr>
-                <w:rFonts w:cs="Times New Roman"/>
-                <w:sz w:val="24"/>
-                <w:szCs w:val="24"/>
-              </w:rPr>
-              <w:t>text</w:t>
-            </w:r>
-            <w:proofErr w:type="spellEnd"/>
-            <w:r>
-              <w:rPr>
-                <w:rFonts w:cs="Times New Roman"/>
-                <w:sz w:val="24"/>
-                <w:szCs w:val="24"/>
-              </w:rPr>
-              <w:t xml:space="preserve"> = </w:t>
-            </w:r>
-            <w:proofErr w:type="spellStart"/>
-            <w:r>
-              <w:rPr>
-                <w:rFonts w:cs="Times New Roman"/>
-                <w:sz w:val="24"/>
-                <w:szCs w:val="24"/>
-              </w:rPr>
-              <w:t>input</w:t>
-            </w:r>
-            <w:proofErr w:type="spellEnd"/>
-            <w:r>
-              <w:rPr>
-                <w:rFonts w:cs="Times New Roman"/>
-                <w:sz w:val="24"/>
-                <w:szCs w:val="24"/>
-              </w:rPr>
-              <w:t>("</w:t>
-            </w:r>
-            <w:proofErr w:type="spellStart"/>
-            <w:r>
-              <w:rPr>
-                <w:rFonts w:cs="Times New Roman"/>
-                <w:sz w:val="24"/>
-                <w:szCs w:val="24"/>
-              </w:rPr>
-              <w:t>Enter</w:t>
-            </w:r>
-            <w:proofErr w:type="spellEnd"/>
-            <w:r>
-              <w:rPr>
-                <w:rFonts w:cs="Times New Roman"/>
-                <w:sz w:val="24"/>
-                <w:szCs w:val="24"/>
-              </w:rPr>
-              <w:t xml:space="preserve"> a </w:t>
-            </w:r>
-            <w:proofErr w:type="spellStart"/>
-            <w:r>
-              <w:rPr>
-                <w:rFonts w:cs="Times New Roman"/>
-                <w:sz w:val="24"/>
-                <w:szCs w:val="24"/>
-              </w:rPr>
-              <w:t>string</w:t>
-            </w:r>
-            <w:proofErr w:type="spellEnd"/>
-            <w:r>
-              <w:rPr>
-                <w:rFonts w:cs="Times New Roman"/>
-                <w:sz w:val="24"/>
-                <w:szCs w:val="24"/>
-              </w:rPr>
-              <w:t>: ")</w:t>
+              <w:t>text = input("Enter a string: ")</w:t>
             </w:r>
           </w:p>
           <w:p>
@@ -1606,41 +807,13 @@
                 <w:szCs w:val="20"/>
               </w:rPr>
             </w:pPr>
-            <w:proofErr w:type="spellStart"/>
             <w:r>
               <w:rPr>
                 <w:rFonts w:cs="Times New Roman"/>
                 <w:sz w:val="24"/>
                 <w:szCs w:val="24"/>
               </w:rPr>
-              <w:t>test_string</w:t>
-            </w:r>
-            <w:proofErr w:type="spellEnd"/>
-            <w:r>
-              <w:rPr>
-                <w:rFonts w:cs="Times New Roman"/>
-                <w:sz w:val="24"/>
-                <w:szCs w:val="24"/>
-              </w:rPr>
-              <w:t>(</w:t>
-            </w:r>
-            <w:proofErr w:type="spellStart"/>
-            <w:r>
-              <w:rPr>
-                <w:rFonts w:cs="Times New Roman"/>
-                <w:sz w:val="24"/>
-                <w:szCs w:val="24"/>
-              </w:rPr>
-              <w:t>text</w:t>
-            </w:r>
-            <w:proofErr w:type="spellEnd"/>
-            <w:r>
-              <w:rPr>
-                <w:rFonts w:cs="Times New Roman"/>
-                <w:sz w:val="24"/>
-                <w:szCs w:val="24"/>
-              </w:rPr>
-              <w:t>)</w:t>
+              <w:t>test_string(text)</w:t>
             </w:r>
           </w:p>
         </w:tc>
@@ -1695,7 +868,7 @@
                     </pic:cNvPicPr>
                   </pic:nvPicPr>
                   <pic:blipFill rotWithShape="1">
-                    <a:blip r:embed="rId8">
+                    <a:blip r:embed="rId9">
                       <a:extLst>
                         <a:ext uri="{28A0092B-C50C-407E-A947-70E740481C1C}">
                           <a14:useLocalDpi xmlns:a14="http://schemas.microsoft.com/office/drawing/2010/main" val="0"/>
@@ -1736,13 +909,8 @@
       <w:r>
         <w:t xml:space="preserve">Функція </w:t>
       </w:r>
-      <w:proofErr w:type="spellStart"/>
-      <w:r>
-        <w:t>strip</w:t>
-      </w:r>
-      <w:proofErr w:type="spellEnd"/>
-      <w:r>
-        <w:t xml:space="preserve">() </w:t>
+      <w:r>
+        <w:t xml:space="preserve">strip() </w:t>
       </w:r>
       <w:r>
         <w:t>пр</w:t>
@@ -1753,46 +921,26 @@
       <w:r>
         <w:t xml:space="preserve">бирає пробіли на початку та в кінці рядка, </w:t>
       </w:r>
-      <w:proofErr w:type="spellStart"/>
-      <w:r>
-        <w:t>capitalize</w:t>
-      </w:r>
-      <w:proofErr w:type="spellEnd"/>
-      <w:r>
-        <w:t xml:space="preserve">() </w:t>
+      <w:r>
+        <w:t xml:space="preserve">capitalize() </w:t>
       </w:r>
       <w:r>
         <w:t xml:space="preserve">робить першу літеру великою, </w:t>
       </w:r>
-      <w:proofErr w:type="spellStart"/>
-      <w:r>
-        <w:t>title</w:t>
-      </w:r>
-      <w:proofErr w:type="spellEnd"/>
-      <w:r>
-        <w:t xml:space="preserve">() </w:t>
+      <w:r>
+        <w:t xml:space="preserve">title() </w:t>
       </w:r>
       <w:r>
         <w:t xml:space="preserve">робить першою великою літеру кожного слова, </w:t>
       </w:r>
-      <w:proofErr w:type="spellStart"/>
-      <w:r>
-        <w:t>upper</w:t>
-      </w:r>
-      <w:proofErr w:type="spellEnd"/>
-      <w:r>
-        <w:t xml:space="preserve">() </w:t>
+      <w:r>
+        <w:t xml:space="preserve">upper() </w:t>
       </w:r>
       <w:r>
         <w:t xml:space="preserve">переводить усі літери у верхній регістр, а  </w:t>
       </w:r>
-      <w:proofErr w:type="spellStart"/>
-      <w:r>
-        <w:t>lower</w:t>
-      </w:r>
-      <w:proofErr w:type="spellEnd"/>
-      <w:r>
-        <w:t xml:space="preserve">() у </w:t>
+      <w:r>
+        <w:t xml:space="preserve">lower() у </w:t>
       </w:r>
       <w:r>
         <w:t>нижній</w:t>
@@ -1808,13 +956,8 @@
         </w:rPr>
       </w:pPr>
       <w:r>
-        <w:t xml:space="preserve">Посилання на </w:t>
-      </w:r>
-      <w:proofErr w:type="spellStart"/>
-      <w:r>
-        <w:t>GitHub</w:t>
-      </w:r>
-      <w:proofErr w:type="spellEnd"/>
+        <w:t>Посилання на GitHub</w:t>
+      </w:r>
       <w:r>
         <w:rPr>
           <w:lang w:val="ru-RU"/>
@@ -1829,7 +972,7 @@
           <w:lang w:val="ru-RU"/>
         </w:rPr>
       </w:pPr>
-      <w:hyperlink r:id="rId9" w:history="1">
+      <w:hyperlink r:id="rId10" w:history="1">
         <w:r>
           <w:rPr>
             <w:rStyle w:val="a4"/>
@@ -1844,7 +987,6 @@
           </w:rPr>
           <w:t>://</w:t>
         </w:r>
-        <w:proofErr w:type="spellStart"/>
         <w:r>
           <w:rPr>
             <w:rStyle w:val="a4"/>
@@ -1852,7 +994,6 @@
           </w:rPr>
           <w:t>github</w:t>
         </w:r>
-        <w:proofErr w:type="spellEnd"/>
         <w:r>
           <w:rPr>
             <w:rStyle w:val="a4"/>
@@ -1874,7 +1015,6 @@
           </w:rPr>
           <w:t>/</w:t>
         </w:r>
-        <w:proofErr w:type="spellStart"/>
         <w:r>
           <w:rPr>
             <w:rStyle w:val="a4"/>
@@ -1882,7 +1022,6 @@
           </w:rPr>
           <w:t>nkhromets</w:t>
         </w:r>
-        <w:proofErr w:type="spellEnd"/>
         <w:r>
           <w:rPr>
             <w:rStyle w:val="a4"/>
@@ -1932,7 +1071,6 @@
           </w:rPr>
           <w:t>-</w:t>
         </w:r>
-        <w:proofErr w:type="spellStart"/>
         <w:r>
           <w:rPr>
             <w:rStyle w:val="a4"/>
@@ -1940,7 +1078,6 @@
           </w:rPr>
           <w:t>Khromets</w:t>
         </w:r>
-        <w:proofErr w:type="spellEnd"/>
         <w:r>
           <w:rPr>
             <w:rStyle w:val="a4"/>
@@ -2004,7 +1141,6 @@
           </w:rPr>
           <w:t>2.</w:t>
         </w:r>
-        <w:proofErr w:type="spellStart"/>
         <w:r>
           <w:rPr>
             <w:rStyle w:val="a4"/>
@@ -2012,7 +1148,6 @@
           </w:rPr>
           <w:t>py</w:t>
         </w:r>
-        <w:proofErr w:type="spellEnd"/>
       </w:hyperlink>
       <w:r>
         <w:rPr>
@@ -2043,13 +1178,8 @@
       </w:pPr>
       <w:r>
         <w:lastRenderedPageBreak/>
-        <w:t xml:space="preserve">Знімок екрану з посилання на </w:t>
-      </w:r>
-      <w:proofErr w:type="spellStart"/>
-      <w:r>
-        <w:t>GitHub</w:t>
-      </w:r>
-      <w:proofErr w:type="spellEnd"/>
+        <w:t>Знімок екрану з посилання на GitHub</w:t>
+      </w:r>
       <w:r>
         <w:rPr>
           <w:lang w:val="ru-RU"/>
@@ -2084,7 +1214,7 @@
                     <pic:cNvPicPr/>
                   </pic:nvPicPr>
                   <pic:blipFill>
-                    <a:blip r:embed="rId10"/>
+                    <a:blip r:embed="rId11"/>
                     <a:stretch>
                       <a:fillRect/>
                     </a:stretch>
@@ -2132,15 +1262,7 @@
     </w:p>
     <w:p>
       <w:r>
-        <w:t xml:space="preserve">Для виконання завдання я створила функцію </w:t>
-      </w:r>
-      <w:proofErr w:type="spellStart"/>
-      <w:r>
-        <w:t>discriminant</w:t>
-      </w:r>
-      <w:proofErr w:type="spellEnd"/>
-      <w:r>
-        <w:t>(), яка приймає три параметри: a, b та с. За допомогою формули дискримінанта обчислюється значення D = b</w:t>
+        <w:t>Для виконання завдання я створила функцію discriminant(), яка приймає три параметри: a, b та с. За допомогою формули дискримінанта обчислюється значення D = b</w:t>
       </w:r>
       <w:r>
         <w:rPr>
@@ -2181,386 +1303,122 @@
                 <w:szCs w:val="24"/>
               </w:rPr>
             </w:pPr>
-            <w:proofErr w:type="spellStart"/>
             <w:r>
               <w:rPr>
                 <w:rFonts w:cs="Times New Roman"/>
                 <w:sz w:val="24"/>
                 <w:szCs w:val="24"/>
               </w:rPr>
-              <w:t>def</w:t>
-            </w:r>
-            <w:proofErr w:type="spellEnd"/>
-            <w:r>
+              <w:t>def discriminant(a, b, c):</w:t>
+            </w:r>
+          </w:p>
+          <w:p>
+            <w:pPr>
+              <w:ind w:firstLine="0"/>
               <w:rPr>
                 <w:rFonts w:cs="Times New Roman"/>
                 <w:sz w:val="24"/>
                 <w:szCs w:val="24"/>
               </w:rPr>
-              <w:t xml:space="preserve"> </w:t>
-            </w:r>
-            <w:proofErr w:type="spellStart"/>
+            </w:pPr>
             <w:r>
               <w:rPr>
                 <w:rFonts w:cs="Times New Roman"/>
                 <w:sz w:val="24"/>
                 <w:szCs w:val="24"/>
               </w:rPr>
-              <w:t>discriminant</w:t>
-            </w:r>
-            <w:proofErr w:type="spellEnd"/>
-            <w:r>
+              <w:t xml:space="preserve">    result = b ** 2 - 4 * a * c</w:t>
+            </w:r>
+          </w:p>
+          <w:p>
+            <w:pPr>
+              <w:ind w:firstLine="0"/>
               <w:rPr>
                 <w:rFonts w:cs="Times New Roman"/>
                 <w:sz w:val="24"/>
                 <w:szCs w:val="24"/>
               </w:rPr>
-              <w:t>(a, b, c):</w:t>
-            </w:r>
-          </w:p>
-          <w:p>
-            <w:pPr>
-              <w:ind w:firstLine="0"/>
+            </w:pPr>
+            <w:r>
               <w:rPr>
                 <w:rFonts w:cs="Times New Roman"/>
                 <w:sz w:val="24"/>
                 <w:szCs w:val="24"/>
               </w:rPr>
-            </w:pPr>
-            <w:r>
+              <w:t xml:space="preserve">    return result</w:t>
+            </w:r>
+          </w:p>
+          <w:p>
+            <w:pPr>
+              <w:ind w:firstLine="0"/>
               <w:rPr>
                 <w:rFonts w:cs="Times New Roman"/>
                 <w:sz w:val="24"/>
                 <w:szCs w:val="24"/>
               </w:rPr>
-              <w:t xml:space="preserve">    </w:t>
-            </w:r>
-            <w:proofErr w:type="spellStart"/>
+            </w:pPr>
             <w:r>
               <w:rPr>
                 <w:rFonts w:cs="Times New Roman"/>
                 <w:sz w:val="24"/>
                 <w:szCs w:val="24"/>
               </w:rPr>
-              <w:t>result</w:t>
-            </w:r>
-            <w:proofErr w:type="spellEnd"/>
-            <w:r>
+              <w:t>a = float (input("Enter a: "))</w:t>
+            </w:r>
+          </w:p>
+          <w:p>
+            <w:pPr>
+              <w:ind w:firstLine="0"/>
               <w:rPr>
                 <w:rFonts w:cs="Times New Roman"/>
                 <w:sz w:val="24"/>
                 <w:szCs w:val="24"/>
               </w:rPr>
-              <w:t xml:space="preserve"> = b ** 2 - 4 * a * c</w:t>
-            </w:r>
-          </w:p>
-          <w:p>
-            <w:pPr>
-              <w:ind w:firstLine="0"/>
+            </w:pPr>
+            <w:r>
               <w:rPr>
                 <w:rFonts w:cs="Times New Roman"/>
                 <w:sz w:val="24"/>
                 <w:szCs w:val="24"/>
               </w:rPr>
-            </w:pPr>
-            <w:r>
+              <w:lastRenderedPageBreak/>
+              <w:t>b = float (input("Enter b: "))</w:t>
+            </w:r>
+          </w:p>
+          <w:p>
+            <w:pPr>
+              <w:ind w:firstLine="0"/>
               <w:rPr>
                 <w:rFonts w:cs="Times New Roman"/>
                 <w:sz w:val="24"/>
                 <w:szCs w:val="24"/>
               </w:rPr>
-              <w:t xml:space="preserve">    </w:t>
-            </w:r>
-            <w:proofErr w:type="spellStart"/>
+            </w:pPr>
             <w:r>
               <w:rPr>
                 <w:rFonts w:cs="Times New Roman"/>
                 <w:sz w:val="24"/>
                 <w:szCs w:val="24"/>
               </w:rPr>
-              <w:t>return</w:t>
-            </w:r>
-            <w:proofErr w:type="spellEnd"/>
-            <w:r>
+              <w:t>c = float (input("Enter c: "))</w:t>
+            </w:r>
+          </w:p>
+          <w:p>
+            <w:pPr>
+              <w:ind w:firstLine="0"/>
               <w:rPr>
                 <w:rFonts w:cs="Times New Roman"/>
                 <w:sz w:val="24"/>
                 <w:szCs w:val="24"/>
               </w:rPr>
-              <w:t xml:space="preserve"> </w:t>
-            </w:r>
-            <w:proofErr w:type="spellStart"/>
+            </w:pPr>
             <w:r>
               <w:rPr>
                 <w:rFonts w:cs="Times New Roman"/>
                 <w:sz w:val="24"/>
                 <w:szCs w:val="24"/>
               </w:rPr>
-              <w:t>result</w:t>
-            </w:r>
-            <w:proofErr w:type="spellEnd"/>
-          </w:p>
-          <w:p>
-            <w:pPr>
-              <w:ind w:firstLine="0"/>
-              <w:rPr>
-                <w:rFonts w:cs="Times New Roman"/>
-                <w:sz w:val="24"/>
-                <w:szCs w:val="24"/>
-              </w:rPr>
-            </w:pPr>
-            <w:r>
-              <w:rPr>
-                <w:rFonts w:cs="Times New Roman"/>
-                <w:sz w:val="24"/>
-                <w:szCs w:val="24"/>
-              </w:rPr>
-              <w:t xml:space="preserve">a = </w:t>
-            </w:r>
-            <w:proofErr w:type="spellStart"/>
-            <w:r>
-              <w:rPr>
-                <w:rFonts w:cs="Times New Roman"/>
-                <w:sz w:val="24"/>
-                <w:szCs w:val="24"/>
-              </w:rPr>
-              <w:t>float</w:t>
-            </w:r>
-            <w:proofErr w:type="spellEnd"/>
-            <w:r>
-              <w:rPr>
-                <w:rFonts w:cs="Times New Roman"/>
-                <w:sz w:val="24"/>
-                <w:szCs w:val="24"/>
-              </w:rPr>
-              <w:t xml:space="preserve"> (</w:t>
-            </w:r>
-            <w:proofErr w:type="spellStart"/>
-            <w:r>
-              <w:rPr>
-                <w:rFonts w:cs="Times New Roman"/>
-                <w:sz w:val="24"/>
-                <w:szCs w:val="24"/>
-              </w:rPr>
-              <w:t>input</w:t>
-            </w:r>
-            <w:proofErr w:type="spellEnd"/>
-            <w:r>
-              <w:rPr>
-                <w:rFonts w:cs="Times New Roman"/>
-                <w:sz w:val="24"/>
-                <w:szCs w:val="24"/>
-              </w:rPr>
-              <w:t>("</w:t>
-            </w:r>
-            <w:proofErr w:type="spellStart"/>
-            <w:r>
-              <w:rPr>
-                <w:rFonts w:cs="Times New Roman"/>
-                <w:sz w:val="24"/>
-                <w:szCs w:val="24"/>
-              </w:rPr>
-              <w:t>Enter</w:t>
-            </w:r>
-            <w:proofErr w:type="spellEnd"/>
-            <w:r>
-              <w:rPr>
-                <w:rFonts w:cs="Times New Roman"/>
-                <w:sz w:val="24"/>
-                <w:szCs w:val="24"/>
-              </w:rPr>
-              <w:t xml:space="preserve"> a: "))</w:t>
-            </w:r>
-          </w:p>
-          <w:p>
-            <w:pPr>
-              <w:ind w:firstLine="0"/>
-              <w:rPr>
-                <w:rFonts w:cs="Times New Roman"/>
-                <w:sz w:val="24"/>
-                <w:szCs w:val="24"/>
-              </w:rPr>
-            </w:pPr>
-            <w:r>
-              <w:rPr>
-                <w:rFonts w:cs="Times New Roman"/>
-                <w:sz w:val="24"/>
-                <w:szCs w:val="24"/>
-              </w:rPr>
-              <w:lastRenderedPageBreak/>
-              <w:t xml:space="preserve">b = </w:t>
-            </w:r>
-            <w:proofErr w:type="spellStart"/>
-            <w:r>
-              <w:rPr>
-                <w:rFonts w:cs="Times New Roman"/>
-                <w:sz w:val="24"/>
-                <w:szCs w:val="24"/>
-              </w:rPr>
-              <w:t>float</w:t>
-            </w:r>
-            <w:proofErr w:type="spellEnd"/>
-            <w:r>
-              <w:rPr>
-                <w:rFonts w:cs="Times New Roman"/>
-                <w:sz w:val="24"/>
-                <w:szCs w:val="24"/>
-              </w:rPr>
-              <w:t xml:space="preserve"> (</w:t>
-            </w:r>
-            <w:proofErr w:type="spellStart"/>
-            <w:r>
-              <w:rPr>
-                <w:rFonts w:cs="Times New Roman"/>
-                <w:sz w:val="24"/>
-                <w:szCs w:val="24"/>
-              </w:rPr>
-              <w:t>input</w:t>
-            </w:r>
-            <w:proofErr w:type="spellEnd"/>
-            <w:r>
-              <w:rPr>
-                <w:rFonts w:cs="Times New Roman"/>
-                <w:sz w:val="24"/>
-                <w:szCs w:val="24"/>
-              </w:rPr>
-              <w:t>("</w:t>
-            </w:r>
-            <w:proofErr w:type="spellStart"/>
-            <w:r>
-              <w:rPr>
-                <w:rFonts w:cs="Times New Roman"/>
-                <w:sz w:val="24"/>
-                <w:szCs w:val="24"/>
-              </w:rPr>
-              <w:t>Enter</w:t>
-            </w:r>
-            <w:proofErr w:type="spellEnd"/>
-            <w:r>
-              <w:rPr>
-                <w:rFonts w:cs="Times New Roman"/>
-                <w:sz w:val="24"/>
-                <w:szCs w:val="24"/>
-              </w:rPr>
-              <w:t xml:space="preserve"> b: "))</w:t>
-            </w:r>
-          </w:p>
-          <w:p>
-            <w:pPr>
-              <w:ind w:firstLine="0"/>
-              <w:rPr>
-                <w:rFonts w:cs="Times New Roman"/>
-                <w:sz w:val="24"/>
-                <w:szCs w:val="24"/>
-              </w:rPr>
-            </w:pPr>
-            <w:r>
-              <w:rPr>
-                <w:rFonts w:cs="Times New Roman"/>
-                <w:sz w:val="24"/>
-                <w:szCs w:val="24"/>
-              </w:rPr>
-              <w:t xml:space="preserve">c = </w:t>
-            </w:r>
-            <w:proofErr w:type="spellStart"/>
-            <w:r>
-              <w:rPr>
-                <w:rFonts w:cs="Times New Roman"/>
-                <w:sz w:val="24"/>
-                <w:szCs w:val="24"/>
-              </w:rPr>
-              <w:t>float</w:t>
-            </w:r>
-            <w:proofErr w:type="spellEnd"/>
-            <w:r>
-              <w:rPr>
-                <w:rFonts w:cs="Times New Roman"/>
-                <w:sz w:val="24"/>
-                <w:szCs w:val="24"/>
-              </w:rPr>
-              <w:t xml:space="preserve"> (</w:t>
-            </w:r>
-            <w:proofErr w:type="spellStart"/>
-            <w:r>
-              <w:rPr>
-                <w:rFonts w:cs="Times New Roman"/>
-                <w:sz w:val="24"/>
-                <w:szCs w:val="24"/>
-              </w:rPr>
-              <w:t>input</w:t>
-            </w:r>
-            <w:proofErr w:type="spellEnd"/>
-            <w:r>
-              <w:rPr>
-                <w:rFonts w:cs="Times New Roman"/>
-                <w:sz w:val="24"/>
-                <w:szCs w:val="24"/>
-              </w:rPr>
-              <w:t>("</w:t>
-            </w:r>
-            <w:proofErr w:type="spellStart"/>
-            <w:r>
-              <w:rPr>
-                <w:rFonts w:cs="Times New Roman"/>
-                <w:sz w:val="24"/>
-                <w:szCs w:val="24"/>
-              </w:rPr>
-              <w:t>Enter</w:t>
-            </w:r>
-            <w:proofErr w:type="spellEnd"/>
-            <w:r>
-              <w:rPr>
-                <w:rFonts w:cs="Times New Roman"/>
-                <w:sz w:val="24"/>
-                <w:szCs w:val="24"/>
-              </w:rPr>
-              <w:t xml:space="preserve"> c: "))</w:t>
-            </w:r>
-          </w:p>
-          <w:p>
-            <w:pPr>
-              <w:ind w:firstLine="0"/>
-              <w:rPr>
-                <w:rFonts w:cs="Times New Roman"/>
-                <w:sz w:val="24"/>
-                <w:szCs w:val="24"/>
-              </w:rPr>
-            </w:pPr>
-            <w:proofErr w:type="spellStart"/>
-            <w:r>
-              <w:rPr>
-                <w:rFonts w:cs="Times New Roman"/>
-                <w:sz w:val="24"/>
-                <w:szCs w:val="24"/>
-              </w:rPr>
-              <w:t>result</w:t>
-            </w:r>
-            <w:proofErr w:type="spellEnd"/>
-            <w:r>
-              <w:rPr>
-                <w:rFonts w:cs="Times New Roman"/>
-                <w:sz w:val="24"/>
-                <w:szCs w:val="24"/>
-              </w:rPr>
-              <w:t xml:space="preserve"> = </w:t>
-            </w:r>
-            <w:proofErr w:type="spellStart"/>
-            <w:r>
-              <w:rPr>
-                <w:rFonts w:cs="Times New Roman"/>
-                <w:sz w:val="24"/>
-                <w:szCs w:val="24"/>
-              </w:rPr>
-              <w:t>discriminant</w:t>
-            </w:r>
-            <w:proofErr w:type="spellEnd"/>
-            <w:r>
-              <w:rPr>
-                <w:rFonts w:cs="Times New Roman"/>
-                <w:sz w:val="24"/>
-                <w:szCs w:val="24"/>
-              </w:rPr>
-              <w:t>(a, b, c)</w:t>
+              <w:t>result = discriminant(a, b, c)</w:t>
             </w:r>
           </w:p>
           <w:p>
@@ -2572,59 +1430,13 @@
                 <w:szCs w:val="20"/>
               </w:rPr>
             </w:pPr>
-            <w:proofErr w:type="spellStart"/>
             <w:r>
               <w:rPr>
                 <w:rFonts w:cs="Times New Roman"/>
                 <w:sz w:val="24"/>
                 <w:szCs w:val="24"/>
               </w:rPr>
-              <w:t>print</w:t>
-            </w:r>
-            <w:proofErr w:type="spellEnd"/>
-            <w:r>
-              <w:rPr>
-                <w:rFonts w:cs="Times New Roman"/>
-                <w:sz w:val="24"/>
-                <w:szCs w:val="24"/>
-              </w:rPr>
-              <w:t>("</w:t>
-            </w:r>
-            <w:proofErr w:type="spellStart"/>
-            <w:r>
-              <w:rPr>
-                <w:rFonts w:cs="Times New Roman"/>
-                <w:sz w:val="24"/>
-                <w:szCs w:val="24"/>
-              </w:rPr>
-              <w:t>Discriminant</w:t>
-            </w:r>
-            <w:proofErr w:type="spellEnd"/>
-            <w:r>
-              <w:rPr>
-                <w:rFonts w:cs="Times New Roman"/>
-                <w:sz w:val="24"/>
-                <w:szCs w:val="24"/>
-              </w:rPr>
-              <w:t xml:space="preserve"> =", </w:t>
-            </w:r>
-            <w:proofErr w:type="spellStart"/>
-            <w:r>
-              <w:rPr>
-                <w:rFonts w:cs="Times New Roman"/>
-                <w:sz w:val="24"/>
-                <w:szCs w:val="24"/>
-              </w:rPr>
-              <w:t>result</w:t>
-            </w:r>
-            <w:proofErr w:type="spellEnd"/>
-            <w:r>
-              <w:rPr>
-                <w:rFonts w:cs="Times New Roman"/>
-                <w:sz w:val="24"/>
-                <w:szCs w:val="24"/>
-              </w:rPr>
-              <w:t>)</w:t>
+              <w:t>print("Discriminant =", result)</w:t>
             </w:r>
           </w:p>
         </w:tc>
@@ -2677,7 +1489,7 @@
                     </pic:cNvPicPr>
                   </pic:nvPicPr>
                   <pic:blipFill rotWithShape="1">
-                    <a:blip r:embed="rId11">
+                    <a:blip r:embed="rId12">
                       <a:extLst>
                         <a:ext uri="{28A0092B-C50C-407E-A947-70E740481C1C}">
                           <a14:useLocalDpi xmlns:a14="http://schemas.microsoft.com/office/drawing/2010/main" val="0"/>
@@ -2742,7 +1554,7 @@
           <w:lang w:val="ru-RU"/>
         </w:rPr>
       </w:pPr>
-      <w:hyperlink r:id="rId12" w:history="1">
+      <w:hyperlink r:id="rId13" w:history="1">
         <w:r>
           <w:rPr>
             <w:rStyle w:val="a4"/>
@@ -2757,7 +1569,6 @@
           </w:rPr>
           <w:t>://</w:t>
         </w:r>
-        <w:proofErr w:type="spellStart"/>
         <w:r>
           <w:rPr>
             <w:rStyle w:val="a4"/>
@@ -2765,7 +1576,6 @@
           </w:rPr>
           <w:t>github</w:t>
         </w:r>
-        <w:proofErr w:type="spellEnd"/>
         <w:r>
           <w:rPr>
             <w:rStyle w:val="a4"/>
@@ -2787,7 +1597,6 @@
           </w:rPr>
           <w:t>/</w:t>
         </w:r>
-        <w:proofErr w:type="spellStart"/>
         <w:r>
           <w:rPr>
             <w:rStyle w:val="a4"/>
@@ -2795,7 +1604,6 @@
           </w:rPr>
           <w:t>nkhromets</w:t>
         </w:r>
-        <w:proofErr w:type="spellEnd"/>
         <w:r>
           <w:rPr>
             <w:rStyle w:val="a4"/>
@@ -2845,7 +1653,6 @@
           </w:rPr>
           <w:t>-</w:t>
         </w:r>
-        <w:proofErr w:type="spellStart"/>
         <w:r>
           <w:rPr>
             <w:rStyle w:val="a4"/>
@@ -2853,7 +1660,6 @@
           </w:rPr>
           <w:t>Khromets</w:t>
         </w:r>
-        <w:proofErr w:type="spellEnd"/>
         <w:r>
           <w:rPr>
             <w:rStyle w:val="a4"/>
@@ -2917,7 +1723,6 @@
           </w:rPr>
           <w:t>3.</w:t>
         </w:r>
-        <w:proofErr w:type="spellStart"/>
         <w:r>
           <w:rPr>
             <w:rStyle w:val="a4"/>
@@ -2925,7 +1730,6 @@
           </w:rPr>
           <w:t>py</w:t>
         </w:r>
-        <w:proofErr w:type="spellEnd"/>
       </w:hyperlink>
       <w:r>
         <w:rPr>
@@ -2959,7 +1763,7 @@
     <w:p>
       <w:pPr>
         <w:rPr>
-          <w:lang w:val="ru-RU"/>
+          <w:lang w:val="en-US"/>
         </w:rPr>
       </w:pPr>
       <w:r>
@@ -2985,7 +1789,7 @@
                     </pic:cNvPicPr>
                   </pic:nvPicPr>
                   <pic:blipFill rotWithShape="1">
-                    <a:blip r:embed="rId13">
+                    <a:blip r:embed="rId14">
                       <a:extLst>
                         <a:ext uri="{28A0092B-C50C-407E-A947-70E740481C1C}">
                           <a14:useLocalDpi xmlns:a14="http://schemas.microsoft.com/office/drawing/2010/main" val="0"/>
@@ -3022,6 +1826,3222 @@
         </w:drawing>
       </w:r>
     </w:p>
+    <w:p>
+      <w:pPr>
+        <w:rPr>
+          <w:lang w:val="en-US"/>
+        </w:rPr>
+      </w:pPr>
+    </w:p>
+    <w:p>
+      <w:pPr>
+        <w:rPr>
+          <w:lang w:val="en-US"/>
+        </w:rPr>
+      </w:pPr>
+    </w:p>
+    <w:p>
+      <w:pPr>
+        <w:jc w:val="right"/>
+      </w:pPr>
+      <w:r>
+        <w:lastRenderedPageBreak/>
+        <w:t>Звіт до Теми №2</w:t>
+      </w:r>
+    </w:p>
+    <w:p>
+      <w:pPr>
+        <w:jc w:val="right"/>
+      </w:pPr>
+      <w:r>
+        <w:t>Умовний перехід</w:t>
+      </w:r>
+    </w:p>
+    <w:p>
+      <w:r>
+        <w:t xml:space="preserve">Під час виконання практичного завдання до </w:t>
+      </w:r>
+      <w:r>
+        <w:t>Т</w:t>
+      </w:r>
+      <w:r>
+        <w:t xml:space="preserve">еми </w:t>
+      </w:r>
+      <w:r>
+        <w:t>№</w:t>
+      </w:r>
+      <w:r>
+        <w:t>2 я виконала три задачі з використанням умовних переходів та функцій.</w:t>
+      </w:r>
+    </w:p>
+    <w:p>
+      <w:pPr>
+        <w:rPr>
+          <w:b/>
+          <w:bCs/>
+        </w:rPr>
+      </w:pPr>
+      <w:r>
+        <w:rPr>
+          <w:b/>
+          <w:bCs/>
+        </w:rPr>
+        <w:t>Пошук коренів квадратного рівняння</w:t>
+      </w:r>
+    </w:p>
+    <w:p>
+      <w:r>
+        <w:t>Написати функцію пошуку коренів квадратного рівняння, використовуючи функцію розрахунку дискримінанту з попередньої теми та умовні переходи.</w:t>
+      </w:r>
+    </w:p>
+    <w:p>
+      <w:r>
+        <w:t>Хід виконання завдання</w:t>
+      </w:r>
+      <w:r>
+        <w:t>:</w:t>
+      </w:r>
+    </w:p>
+    <w:p>
+      <w:r>
+        <w:t>Я використала функцію discriminant() з попередньої роботи для розрахунку дискримінанта. Потім створила функцію roots(), яка перевіряє значення дискримінанта за допомогою умовних переходів if, elif та else. Якщо дискримінант більший за нуль, програма знаходить два корені, якщо дорівнює нулю — один корінь, а якщо менший за нуль — повідомляє, що дійсних коренів немає.</w:t>
+      </w:r>
+    </w:p>
+    <w:p>
+      <w:r>
+        <w:t xml:space="preserve">Текст програми: </w:t>
+      </w:r>
+    </w:p>
+    <w:tbl>
+      <w:tblPr>
+        <w:tblStyle w:val="a3"/>
+        <w:tblW w:w="8569" w:type="dxa"/>
+        <w:tblInd w:w="704" w:type="dxa"/>
+        <w:tblLook w:val="04A0" w:firstRow="1" w:lastRow="0" w:firstColumn="1" w:lastColumn="0" w:noHBand="0" w:noVBand="1"/>
+      </w:tblPr>
+      <w:tblGrid>
+        <w:gridCol w:w="8569"/>
+      </w:tblGrid>
+      <w:tr>
+        <w:trPr>
+          <w:trHeight w:val="480"/>
+        </w:trPr>
+        <w:tc>
+          <w:tcPr>
+            <w:tcW w:w="8569" w:type="dxa"/>
+          </w:tcPr>
+          <w:p>
+            <w:pPr>
+              <w:ind w:left="35" w:right="-188" w:firstLine="0"/>
+              <w:rPr>
+                <w:sz w:val="24"/>
+                <w:szCs w:val="24"/>
+              </w:rPr>
+            </w:pPr>
+            <w:r>
+              <w:rPr>
+                <w:sz w:val="24"/>
+                <w:szCs w:val="24"/>
+              </w:rPr>
+              <w:t>def discriminant(a, b, c):</w:t>
+            </w:r>
+          </w:p>
+          <w:p>
+            <w:pPr>
+              <w:ind w:left="35" w:right="-188" w:firstLine="0"/>
+              <w:rPr>
+                <w:sz w:val="24"/>
+                <w:szCs w:val="24"/>
+              </w:rPr>
+            </w:pPr>
+            <w:r>
+              <w:rPr>
+                <w:sz w:val="24"/>
+                <w:szCs w:val="24"/>
+              </w:rPr>
+              <w:t xml:space="preserve">    result = b**2 - 4*a*c</w:t>
+            </w:r>
+          </w:p>
+          <w:p>
+            <w:pPr>
+              <w:ind w:left="35" w:right="-188" w:firstLine="0"/>
+              <w:rPr>
+                <w:sz w:val="24"/>
+                <w:szCs w:val="24"/>
+              </w:rPr>
+            </w:pPr>
+            <w:r>
+              <w:rPr>
+                <w:sz w:val="24"/>
+                <w:szCs w:val="24"/>
+              </w:rPr>
+              <w:t xml:space="preserve">    return result </w:t>
+            </w:r>
+          </w:p>
+          <w:p>
+            <w:pPr>
+              <w:ind w:left="35" w:right="-188" w:firstLine="0"/>
+              <w:rPr>
+                <w:sz w:val="24"/>
+                <w:szCs w:val="24"/>
+              </w:rPr>
+            </w:pPr>
+            <w:r>
+              <w:rPr>
+                <w:sz w:val="24"/>
+                <w:szCs w:val="24"/>
+              </w:rPr>
+              <w:t>def roots(a, b, c):</w:t>
+            </w:r>
+          </w:p>
+          <w:p>
+            <w:pPr>
+              <w:ind w:left="35" w:right="-188" w:firstLine="0"/>
+              <w:rPr>
+                <w:sz w:val="24"/>
+                <w:szCs w:val="24"/>
+              </w:rPr>
+            </w:pPr>
+            <w:r>
+              <w:rPr>
+                <w:sz w:val="24"/>
+                <w:szCs w:val="24"/>
+              </w:rPr>
+              <w:t xml:space="preserve">    d = discriminant(a, b, c)</w:t>
+            </w:r>
+          </w:p>
+          <w:p>
+            <w:pPr>
+              <w:ind w:left="35" w:right="-188" w:firstLine="0"/>
+              <w:rPr>
+                <w:sz w:val="24"/>
+                <w:szCs w:val="24"/>
+              </w:rPr>
+            </w:pPr>
+            <w:r>
+              <w:rPr>
+                <w:sz w:val="24"/>
+                <w:szCs w:val="24"/>
+              </w:rPr>
+              <w:t xml:space="preserve">    if d &gt; 0:</w:t>
+            </w:r>
+          </w:p>
+          <w:p>
+            <w:pPr>
+              <w:ind w:left="35" w:right="-188" w:firstLine="0"/>
+              <w:rPr>
+                <w:sz w:val="24"/>
+                <w:szCs w:val="24"/>
+              </w:rPr>
+            </w:pPr>
+            <w:r>
+              <w:rPr>
+                <w:sz w:val="24"/>
+                <w:szCs w:val="24"/>
+              </w:rPr>
+              <w:t xml:space="preserve">        x1 = (-b + d**0.5) / (2*a)</w:t>
+            </w:r>
+          </w:p>
+          <w:p>
+            <w:pPr>
+              <w:ind w:left="35" w:right="-188" w:firstLine="0"/>
+              <w:rPr>
+                <w:sz w:val="24"/>
+                <w:szCs w:val="24"/>
+              </w:rPr>
+            </w:pPr>
+            <w:r>
+              <w:rPr>
+                <w:sz w:val="24"/>
+                <w:szCs w:val="24"/>
+              </w:rPr>
+              <w:t xml:space="preserve">        x2 = (-b - d**0.5) / (2*a)</w:t>
+            </w:r>
+          </w:p>
+          <w:p>
+            <w:pPr>
+              <w:ind w:left="35" w:right="-188" w:firstLine="0"/>
+              <w:rPr>
+                <w:sz w:val="24"/>
+                <w:szCs w:val="24"/>
+              </w:rPr>
+            </w:pPr>
+            <w:r>
+              <w:rPr>
+                <w:sz w:val="24"/>
+                <w:szCs w:val="24"/>
+              </w:rPr>
+              <w:t xml:space="preserve">        print("x1=", x1)</w:t>
+            </w:r>
+          </w:p>
+          <w:p>
+            <w:pPr>
+              <w:ind w:left="35" w:right="-188" w:firstLine="0"/>
+              <w:rPr>
+                <w:sz w:val="24"/>
+                <w:szCs w:val="24"/>
+              </w:rPr>
+            </w:pPr>
+            <w:r>
+              <w:rPr>
+                <w:sz w:val="24"/>
+                <w:szCs w:val="24"/>
+              </w:rPr>
+              <w:lastRenderedPageBreak/>
+              <w:t xml:space="preserve">        print("x2=", x2)</w:t>
+            </w:r>
+          </w:p>
+          <w:p>
+            <w:pPr>
+              <w:ind w:left="35" w:right="-188" w:firstLine="0"/>
+              <w:rPr>
+                <w:sz w:val="24"/>
+                <w:szCs w:val="24"/>
+              </w:rPr>
+            </w:pPr>
+            <w:r>
+              <w:rPr>
+                <w:sz w:val="24"/>
+                <w:szCs w:val="24"/>
+              </w:rPr>
+              <w:t xml:space="preserve">    elif d == 0:</w:t>
+            </w:r>
+          </w:p>
+          <w:p>
+            <w:pPr>
+              <w:ind w:left="35" w:right="-188" w:firstLine="0"/>
+              <w:rPr>
+                <w:sz w:val="24"/>
+                <w:szCs w:val="24"/>
+              </w:rPr>
+            </w:pPr>
+            <w:r>
+              <w:rPr>
+                <w:sz w:val="24"/>
+                <w:szCs w:val="24"/>
+              </w:rPr>
+              <w:t xml:space="preserve">        x = -b / (2*a)</w:t>
+            </w:r>
+          </w:p>
+          <w:p>
+            <w:pPr>
+              <w:ind w:left="35" w:right="-188" w:firstLine="0"/>
+              <w:rPr>
+                <w:sz w:val="24"/>
+                <w:szCs w:val="24"/>
+              </w:rPr>
+            </w:pPr>
+            <w:r>
+              <w:rPr>
+                <w:sz w:val="24"/>
+                <w:szCs w:val="24"/>
+              </w:rPr>
+              <w:t xml:space="preserve">        print("x=", x)</w:t>
+            </w:r>
+          </w:p>
+          <w:p>
+            <w:pPr>
+              <w:ind w:left="35" w:right="-188" w:firstLine="0"/>
+              <w:rPr>
+                <w:sz w:val="24"/>
+                <w:szCs w:val="24"/>
+              </w:rPr>
+            </w:pPr>
+            <w:r>
+              <w:rPr>
+                <w:sz w:val="24"/>
+                <w:szCs w:val="24"/>
+              </w:rPr>
+              <w:t xml:space="preserve">    else:</w:t>
+            </w:r>
+          </w:p>
+          <w:p>
+            <w:pPr>
+              <w:ind w:left="35" w:right="-188" w:firstLine="0"/>
+              <w:rPr>
+                <w:sz w:val="24"/>
+                <w:szCs w:val="24"/>
+              </w:rPr>
+            </w:pPr>
+            <w:r>
+              <w:rPr>
+                <w:sz w:val="24"/>
+                <w:szCs w:val="24"/>
+              </w:rPr>
+              <w:t xml:space="preserve">        print("No real roots")</w:t>
+            </w:r>
+          </w:p>
+          <w:p>
+            <w:pPr>
+              <w:ind w:left="35" w:right="-188" w:firstLine="0"/>
+              <w:rPr>
+                <w:sz w:val="24"/>
+                <w:szCs w:val="24"/>
+              </w:rPr>
+            </w:pPr>
+            <w:r>
+              <w:rPr>
+                <w:sz w:val="24"/>
+                <w:szCs w:val="24"/>
+              </w:rPr>
+              <w:t>a = float(input("Enter a: "))</w:t>
+            </w:r>
+          </w:p>
+          <w:p>
+            <w:pPr>
+              <w:ind w:left="35" w:right="-188" w:firstLine="0"/>
+              <w:rPr>
+                <w:sz w:val="24"/>
+                <w:szCs w:val="24"/>
+              </w:rPr>
+            </w:pPr>
+            <w:r>
+              <w:rPr>
+                <w:sz w:val="24"/>
+                <w:szCs w:val="24"/>
+              </w:rPr>
+              <w:t>b = float(input("Enter b: "))</w:t>
+            </w:r>
+          </w:p>
+          <w:p>
+            <w:pPr>
+              <w:ind w:left="35" w:right="-188" w:firstLine="0"/>
+              <w:rPr>
+                <w:sz w:val="24"/>
+                <w:szCs w:val="24"/>
+              </w:rPr>
+            </w:pPr>
+            <w:r>
+              <w:rPr>
+                <w:sz w:val="24"/>
+                <w:szCs w:val="24"/>
+              </w:rPr>
+              <w:t>c = float(input("Enter c: "))</w:t>
+            </w:r>
+          </w:p>
+          <w:p>
+            <w:pPr>
+              <w:ind w:left="35" w:right="-188" w:firstLine="0"/>
+            </w:pPr>
+            <w:r>
+              <w:rPr>
+                <w:sz w:val="24"/>
+                <w:szCs w:val="24"/>
+              </w:rPr>
+              <w:t>roots(a, b, c)</w:t>
+            </w:r>
+          </w:p>
+        </w:tc>
+      </w:tr>
+    </w:tbl>
+    <w:p>
+      <w:pPr>
+        <w:ind w:right="855"/>
+      </w:pPr>
+    </w:p>
+    <w:p>
+      <w:pPr>
+        <w:ind w:right="855"/>
+      </w:pPr>
+      <w:r>
+        <w:t>Результат виконання:</w:t>
+      </w:r>
+    </w:p>
+    <w:p>
+      <w:pPr>
+        <w:ind w:right="855"/>
+      </w:pPr>
+      <w:r>
+        <w:drawing>
+          <wp:inline distT="0" distB="0" distL="0" distR="0" wp14:anchorId="5E7A430A" wp14:editId="171990F8">
+            <wp:extent cx="2278300" cy="822960"/>
+            <wp:effectExtent l="0" t="0" r="8255" b="0"/>
+            <wp:docPr id="827480458" name="Рисунок 1"/>
+            <wp:cNvGraphicFramePr>
+              <a:graphicFrameLocks xmlns:a="http://schemas.openxmlformats.org/drawingml/2006/main" noChangeAspect="1"/>
+            </wp:cNvGraphicFramePr>
+            <a:graphic xmlns:a="http://schemas.openxmlformats.org/drawingml/2006/main">
+              <a:graphicData uri="http://schemas.openxmlformats.org/drawingml/2006/picture">
+                <pic:pic xmlns:pic="http://schemas.openxmlformats.org/drawingml/2006/picture">
+                  <pic:nvPicPr>
+                    <pic:cNvPr id="827480458" name=""/>
+                    <pic:cNvPicPr/>
+                  </pic:nvPicPr>
+                  <pic:blipFill rotWithShape="1">
+                    <a:blip r:embed="rId15"/>
+                    <a:srcRect r="66282" b="24000"/>
+                    <a:stretch>
+                      <a:fillRect/>
+                    </a:stretch>
+                  </pic:blipFill>
+                  <pic:spPr bwMode="auto">
+                    <a:xfrm>
+                      <a:off x="0" y="0"/>
+                      <a:ext cx="2279529" cy="823404"/>
+                    </a:xfrm>
+                    <a:prstGeom prst="rect">
+                      <a:avLst/>
+                    </a:prstGeom>
+                    <a:ln>
+                      <a:noFill/>
+                    </a:ln>
+                    <a:extLst>
+                      <a:ext uri="{53640926-AAD7-44D8-BBD7-CCE9431645EC}">
+                        <a14:shadowObscured xmlns:a14="http://schemas.microsoft.com/office/drawing/2010/main"/>
+                      </a:ext>
+                    </a:extLst>
+                  </pic:spPr>
+                </pic:pic>
+              </a:graphicData>
+            </a:graphic>
+          </wp:inline>
+        </w:drawing>
+      </w:r>
+    </w:p>
+    <w:p>
+      <w:pPr>
+        <w:ind w:right="855"/>
+      </w:pPr>
+      <w:r>
+        <w:t>Посилання на GitHub:</w:t>
+      </w:r>
+    </w:p>
+    <w:p>
+      <w:pPr>
+        <w:ind w:right="855"/>
+      </w:pPr>
+    </w:p>
+    <w:p>
+      <w:pPr>
+        <w:ind w:right="855"/>
+      </w:pPr>
+      <w:r>
+        <w:t>Знімок екрану з посилання на GitHub:</w:t>
+      </w:r>
+    </w:p>
+    <w:p>
+      <w:pPr>
+        <w:ind w:right="855"/>
+      </w:pPr>
+    </w:p>
+    <w:p>
+      <w:pPr>
+        <w:ind w:right="855"/>
+      </w:pPr>
+    </w:p>
+    <w:p>
+      <w:pPr>
+        <w:ind w:right="855"/>
+      </w:pPr>
+    </w:p>
+    <w:p>
+      <w:pPr>
+        <w:rPr>
+          <w:b/>
+          <w:bCs/>
+        </w:rPr>
+      </w:pPr>
+      <w:r>
+        <w:rPr>
+          <w:b/>
+          <w:bCs/>
+        </w:rPr>
+        <w:t>Калькулятор з використанням if/else</w:t>
+      </w:r>
+    </w:p>
+    <w:p>
+      <w:r>
+        <w:t>Написати програму калькулятор, використовуючи конструкцію if/else. Кожна операція має бути виконана в окремій функції.</w:t>
+      </w:r>
+    </w:p>
+    <w:p>
+      <w:r>
+        <w:lastRenderedPageBreak/>
+        <w:t>Хід виконання завдання</w:t>
+      </w:r>
+      <w:r>
+        <w:t>:</w:t>
+      </w:r>
+    </w:p>
+    <w:p>
+      <w:r>
+        <w:t>Я створила простий калькулятор для виконання чотирьох основних математичних операцій: додавання, віднімання, множення та ділення. Для кожної операції я створила окрему функцію. За допомогою конструкції if/elif/else програма визначає, яку операцію потрібно виконати, після чого виводить результат.</w:t>
+      </w:r>
+    </w:p>
+    <w:p>
+      <w:r>
+        <w:t xml:space="preserve">Текст програми: </w:t>
+      </w:r>
+    </w:p>
+    <w:tbl>
+      <w:tblPr>
+        <w:tblStyle w:val="a3"/>
+        <w:tblW w:w="8401" w:type="dxa"/>
+        <w:tblInd w:w="667" w:type="dxa"/>
+        <w:tblLook w:val="04A0" w:firstRow="1" w:lastRow="0" w:firstColumn="1" w:lastColumn="0" w:noHBand="0" w:noVBand="1"/>
+      </w:tblPr>
+      <w:tblGrid>
+        <w:gridCol w:w="8401"/>
+      </w:tblGrid>
+      <w:tr>
+        <w:trPr>
+          <w:trHeight w:val="526"/>
+        </w:trPr>
+        <w:tc>
+          <w:tcPr>
+            <w:tcW w:w="8401" w:type="dxa"/>
+          </w:tcPr>
+          <w:p>
+            <w:pPr>
+              <w:ind w:left="71" w:firstLine="0"/>
+              <w:rPr>
+                <w:sz w:val="24"/>
+                <w:szCs w:val="24"/>
+              </w:rPr>
+            </w:pPr>
+            <w:r>
+              <w:rPr>
+                <w:sz w:val="24"/>
+                <w:szCs w:val="24"/>
+              </w:rPr>
+              <w:t>def add(a, b):</w:t>
+            </w:r>
+          </w:p>
+          <w:p>
+            <w:pPr>
+              <w:ind w:left="71" w:firstLine="0"/>
+              <w:rPr>
+                <w:sz w:val="24"/>
+                <w:szCs w:val="24"/>
+              </w:rPr>
+            </w:pPr>
+            <w:r>
+              <w:rPr>
+                <w:sz w:val="24"/>
+                <w:szCs w:val="24"/>
+              </w:rPr>
+              <w:t xml:space="preserve">    return a + b</w:t>
+            </w:r>
+          </w:p>
+          <w:p>
+            <w:pPr>
+              <w:ind w:left="71" w:firstLine="0"/>
+              <w:rPr>
+                <w:sz w:val="24"/>
+                <w:szCs w:val="24"/>
+              </w:rPr>
+            </w:pPr>
+            <w:r>
+              <w:rPr>
+                <w:sz w:val="24"/>
+                <w:szCs w:val="24"/>
+              </w:rPr>
+              <w:t>def subtract(a, b):</w:t>
+            </w:r>
+          </w:p>
+          <w:p>
+            <w:pPr>
+              <w:ind w:left="71" w:firstLine="0"/>
+              <w:rPr>
+                <w:sz w:val="24"/>
+                <w:szCs w:val="24"/>
+              </w:rPr>
+            </w:pPr>
+            <w:r>
+              <w:rPr>
+                <w:sz w:val="24"/>
+                <w:szCs w:val="24"/>
+              </w:rPr>
+              <w:t xml:space="preserve">    return a - b</w:t>
+            </w:r>
+          </w:p>
+          <w:p>
+            <w:pPr>
+              <w:ind w:left="71" w:firstLine="0"/>
+              <w:rPr>
+                <w:sz w:val="24"/>
+                <w:szCs w:val="24"/>
+              </w:rPr>
+            </w:pPr>
+            <w:r>
+              <w:rPr>
+                <w:sz w:val="24"/>
+                <w:szCs w:val="24"/>
+              </w:rPr>
+              <w:t>def multiply(a, b):</w:t>
+            </w:r>
+          </w:p>
+          <w:p>
+            <w:pPr>
+              <w:ind w:left="71" w:firstLine="0"/>
+              <w:rPr>
+                <w:sz w:val="24"/>
+                <w:szCs w:val="24"/>
+              </w:rPr>
+            </w:pPr>
+            <w:r>
+              <w:rPr>
+                <w:sz w:val="24"/>
+                <w:szCs w:val="24"/>
+              </w:rPr>
+              <w:t xml:space="preserve">    return a * b </w:t>
+            </w:r>
+          </w:p>
+          <w:p>
+            <w:pPr>
+              <w:ind w:left="71" w:firstLine="0"/>
+              <w:rPr>
+                <w:sz w:val="24"/>
+                <w:szCs w:val="24"/>
+              </w:rPr>
+            </w:pPr>
+            <w:r>
+              <w:rPr>
+                <w:sz w:val="24"/>
+                <w:szCs w:val="24"/>
+              </w:rPr>
+              <w:t>def divide(a, b):</w:t>
+            </w:r>
+          </w:p>
+          <w:p>
+            <w:pPr>
+              <w:ind w:left="71" w:firstLine="0"/>
+              <w:rPr>
+                <w:sz w:val="24"/>
+                <w:szCs w:val="24"/>
+              </w:rPr>
+            </w:pPr>
+            <w:r>
+              <w:rPr>
+                <w:sz w:val="24"/>
+                <w:szCs w:val="24"/>
+              </w:rPr>
+              <w:t xml:space="preserve">    return a / b</w:t>
+            </w:r>
+          </w:p>
+          <w:p>
+            <w:pPr>
+              <w:ind w:left="71" w:firstLine="0"/>
+              <w:rPr>
+                <w:sz w:val="24"/>
+                <w:szCs w:val="24"/>
+              </w:rPr>
+            </w:pPr>
+            <w:r>
+              <w:rPr>
+                <w:sz w:val="24"/>
+                <w:szCs w:val="24"/>
+              </w:rPr>
+              <w:t>a = float(input("Enter first number: "))</w:t>
+            </w:r>
+          </w:p>
+          <w:p>
+            <w:pPr>
+              <w:ind w:left="71" w:firstLine="0"/>
+              <w:rPr>
+                <w:sz w:val="24"/>
+                <w:szCs w:val="24"/>
+              </w:rPr>
+            </w:pPr>
+            <w:r>
+              <w:rPr>
+                <w:sz w:val="24"/>
+                <w:szCs w:val="24"/>
+              </w:rPr>
+              <w:t>b = float(input("Enter second number: "))</w:t>
+            </w:r>
+          </w:p>
+          <w:p>
+            <w:pPr>
+              <w:ind w:left="71" w:firstLine="0"/>
+              <w:rPr>
+                <w:sz w:val="24"/>
+                <w:szCs w:val="24"/>
+              </w:rPr>
+            </w:pPr>
+            <w:r>
+              <w:rPr>
+                <w:sz w:val="24"/>
+                <w:szCs w:val="24"/>
+              </w:rPr>
+              <w:t>operation = input("Enter operation (+, -, *. /)")</w:t>
+            </w:r>
+          </w:p>
+          <w:p>
+            <w:pPr>
+              <w:ind w:left="71" w:firstLine="0"/>
+              <w:rPr>
+                <w:sz w:val="24"/>
+                <w:szCs w:val="24"/>
+              </w:rPr>
+            </w:pPr>
+            <w:r>
+              <w:rPr>
+                <w:sz w:val="24"/>
+                <w:szCs w:val="24"/>
+              </w:rPr>
+              <w:t>if operation == "+":</w:t>
+            </w:r>
+          </w:p>
+          <w:p>
+            <w:pPr>
+              <w:ind w:left="71" w:firstLine="0"/>
+              <w:rPr>
+                <w:sz w:val="24"/>
+                <w:szCs w:val="24"/>
+              </w:rPr>
+            </w:pPr>
+            <w:r>
+              <w:rPr>
+                <w:sz w:val="24"/>
+                <w:szCs w:val="24"/>
+              </w:rPr>
+              <w:t xml:space="preserve">    print("Result=", add(a, b))</w:t>
+            </w:r>
+          </w:p>
+          <w:p>
+            <w:pPr>
+              <w:ind w:left="71" w:firstLine="0"/>
+              <w:rPr>
+                <w:sz w:val="24"/>
+                <w:szCs w:val="24"/>
+              </w:rPr>
+            </w:pPr>
+            <w:r>
+              <w:rPr>
+                <w:sz w:val="24"/>
+                <w:szCs w:val="24"/>
+              </w:rPr>
+              <w:t>elif operation == "-":</w:t>
+            </w:r>
+          </w:p>
+          <w:p>
+            <w:pPr>
+              <w:ind w:left="71" w:firstLine="0"/>
+              <w:rPr>
+                <w:sz w:val="24"/>
+                <w:szCs w:val="24"/>
+              </w:rPr>
+            </w:pPr>
+            <w:r>
+              <w:rPr>
+                <w:sz w:val="24"/>
+                <w:szCs w:val="24"/>
+              </w:rPr>
+              <w:t xml:space="preserve">    print("Result=", subtract(a, b))</w:t>
+            </w:r>
+          </w:p>
+          <w:p>
+            <w:pPr>
+              <w:ind w:left="71" w:firstLine="0"/>
+              <w:rPr>
+                <w:sz w:val="24"/>
+                <w:szCs w:val="24"/>
+              </w:rPr>
+            </w:pPr>
+            <w:r>
+              <w:rPr>
+                <w:sz w:val="24"/>
+                <w:szCs w:val="24"/>
+              </w:rPr>
+              <w:t>elif operation == "*":</w:t>
+            </w:r>
+          </w:p>
+          <w:p>
+            <w:pPr>
+              <w:ind w:left="71" w:firstLine="0"/>
+              <w:rPr>
+                <w:sz w:val="24"/>
+                <w:szCs w:val="24"/>
+              </w:rPr>
+            </w:pPr>
+            <w:r>
+              <w:rPr>
+                <w:sz w:val="24"/>
+                <w:szCs w:val="24"/>
+              </w:rPr>
+              <w:t xml:space="preserve">   print("Result=", multiply(a, b))</w:t>
+            </w:r>
+          </w:p>
+          <w:p>
+            <w:pPr>
+              <w:ind w:left="71" w:firstLine="0"/>
+              <w:rPr>
+                <w:sz w:val="24"/>
+                <w:szCs w:val="24"/>
+              </w:rPr>
+            </w:pPr>
+            <w:r>
+              <w:rPr>
+                <w:sz w:val="24"/>
+                <w:szCs w:val="24"/>
+              </w:rPr>
+              <w:t>elif operation == "/":</w:t>
+            </w:r>
+          </w:p>
+          <w:p>
+            <w:pPr>
+              <w:ind w:left="71" w:firstLine="0"/>
+              <w:rPr>
+                <w:sz w:val="24"/>
+                <w:szCs w:val="24"/>
+              </w:rPr>
+            </w:pPr>
+            <w:r>
+              <w:rPr>
+                <w:sz w:val="24"/>
+                <w:szCs w:val="24"/>
+              </w:rPr>
+              <w:t xml:space="preserve">    print("Result=", divide(a, b))</w:t>
+            </w:r>
+          </w:p>
+          <w:p>
+            <w:pPr>
+              <w:ind w:left="71" w:firstLine="0"/>
+              <w:rPr>
+                <w:sz w:val="24"/>
+                <w:szCs w:val="24"/>
+              </w:rPr>
+            </w:pPr>
+            <w:r>
+              <w:rPr>
+                <w:sz w:val="24"/>
+                <w:szCs w:val="24"/>
+              </w:rPr>
+              <w:t>else:</w:t>
+            </w:r>
+          </w:p>
+          <w:p>
+            <w:pPr>
+              <w:ind w:left="71" w:firstLine="0"/>
+              <w:rPr>
+                <w:sz w:val="24"/>
+                <w:szCs w:val="24"/>
+              </w:rPr>
+            </w:pPr>
+            <w:r>
+              <w:rPr>
+                <w:sz w:val="24"/>
+                <w:szCs w:val="24"/>
+              </w:rPr>
+              <w:t xml:space="preserve">    print ("Unknown operation")</w:t>
+            </w:r>
+          </w:p>
+        </w:tc>
+      </w:tr>
+    </w:tbl>
+    <w:p/>
+    <w:p>
+      <w:pPr>
+        <w:rPr>
+          <w:lang w:val="en-US"/>
+        </w:rPr>
+      </w:pPr>
+      <w:r>
+        <w:lastRenderedPageBreak/>
+        <w:t>Результат виконання:</w:t>
+      </w:r>
+    </w:p>
+    <w:p>
+      <w:pPr>
+        <w:rPr>
+          <w:lang w:val="en-US"/>
+        </w:rPr>
+      </w:pPr>
+      <w:r>
+        <w:rPr>
+          <w:noProof/>
+        </w:rPr>
+        <w:t xml:space="preserve"> </w:t>
+      </w:r>
+      <w:r>
+        <w:rPr>
+          <w:noProof/>
+        </w:rPr>
+        <w:drawing>
+          <wp:inline distT="0" distB="0" distL="0" distR="0" wp14:anchorId="0AC0D7CA" wp14:editId="6B6B05B8">
+            <wp:extent cx="2791791" cy="601980"/>
+            <wp:effectExtent l="0" t="0" r="8890" b="7620"/>
+            <wp:docPr id="572640730" name="Рисунок 1"/>
+            <wp:cNvGraphicFramePr>
+              <a:graphicFrameLocks xmlns:a="http://schemas.openxmlformats.org/drawingml/2006/main" noChangeAspect="1"/>
+            </wp:cNvGraphicFramePr>
+            <a:graphic xmlns:a="http://schemas.openxmlformats.org/drawingml/2006/main">
+              <a:graphicData uri="http://schemas.openxmlformats.org/drawingml/2006/picture">
+                <pic:pic xmlns:pic="http://schemas.openxmlformats.org/drawingml/2006/picture">
+                  <pic:nvPicPr>
+                    <pic:cNvPr id="0" name="Picture 2"/>
+                    <pic:cNvPicPr>
+                      <a:picLocks noChangeAspect="1" noChangeArrowheads="1"/>
+                    </pic:cNvPicPr>
+                  </pic:nvPicPr>
+                  <pic:blipFill rotWithShape="1">
+                    <a:blip r:embed="rId16">
+                      <a:extLst>
+                        <a:ext uri="{28A0092B-C50C-407E-A947-70E740481C1C}">
+                          <a14:useLocalDpi xmlns:a14="http://schemas.microsoft.com/office/drawing/2010/main" val="0"/>
+                        </a:ext>
+                      </a:extLst>
+                    </a:blip>
+                    <a:srcRect r="57343" b="27879"/>
+                    <a:stretch>
+                      <a:fillRect/>
+                    </a:stretch>
+                  </pic:blipFill>
+                  <pic:spPr bwMode="auto">
+                    <a:xfrm>
+                      <a:off x="0" y="0"/>
+                      <a:ext cx="2852804" cy="615136"/>
+                    </a:xfrm>
+                    <a:prstGeom prst="rect">
+                      <a:avLst/>
+                    </a:prstGeom>
+                    <a:noFill/>
+                    <a:ln>
+                      <a:noFill/>
+                    </a:ln>
+                    <a:extLst>
+                      <a:ext uri="{53640926-AAD7-44D8-BBD7-CCE9431645EC}">
+                        <a14:shadowObscured xmlns:a14="http://schemas.microsoft.com/office/drawing/2010/main"/>
+                      </a:ext>
+                    </a:extLst>
+                  </pic:spPr>
+                </pic:pic>
+              </a:graphicData>
+            </a:graphic>
+          </wp:inline>
+        </w:drawing>
+      </w:r>
+    </w:p>
+    <w:p>
+      <w:r>
+        <w:t>Посилання на GitHub:</w:t>
+      </w:r>
+    </w:p>
+    <w:p/>
+    <w:p>
+      <w:r>
+        <w:t>Знімок екрану з посилання на GitHub:</w:t>
+      </w:r>
+    </w:p>
+    <w:p/>
+    <w:p>
+      <w:pPr>
+        <w:rPr>
+          <w:b/>
+          <w:bCs/>
+        </w:rPr>
+      </w:pPr>
+      <w:r>
+        <w:rPr>
+          <w:b/>
+          <w:bCs/>
+        </w:rPr>
+        <w:t>Калькулятор з використанням match</w:t>
+      </w:r>
+    </w:p>
+    <w:p>
+      <w:r>
+        <w:t>Написати програму калькулятор, використовуючи конструкцію match. Кожна операція має бути виконана в окремій функції.</w:t>
+      </w:r>
+    </w:p>
+    <w:p>
+      <w:r>
+        <w:t>Хід виконання завдання</w:t>
+      </w:r>
+      <w:r>
+        <w:t>:</w:t>
+      </w:r>
+    </w:p>
+    <w:p>
+      <w:r>
+        <w:t>Я створила калькулятор за аналогією з попереднім завданням, але для вибору математичної операції використала конструкцію match/case. Для додавання, віднімання, множення та ділення я створила окремі функції. Після введення двох чисел та необхідної операції програма за допомогою match вибирає відповідну функцію та виводить результат.</w:t>
+      </w:r>
+    </w:p>
+    <w:p>
+      <w:r>
+        <w:t xml:space="preserve">Текст програми: </w:t>
+      </w:r>
+    </w:p>
+    <w:tbl>
+      <w:tblPr>
+        <w:tblStyle w:val="a3"/>
+        <w:tblW w:w="8533" w:type="dxa"/>
+        <w:tblInd w:w="679" w:type="dxa"/>
+        <w:tblLook w:val="04A0" w:firstRow="1" w:lastRow="0" w:firstColumn="1" w:lastColumn="0" w:noHBand="0" w:noVBand="1"/>
+      </w:tblPr>
+      <w:tblGrid>
+        <w:gridCol w:w="8533"/>
+      </w:tblGrid>
+      <w:tr>
+        <w:trPr>
+          <w:trHeight w:val="480"/>
+        </w:trPr>
+        <w:tc>
+          <w:tcPr>
+            <w:tcW w:w="8533" w:type="dxa"/>
+          </w:tcPr>
+          <w:p>
+            <w:pPr>
+              <w:ind w:firstLine="0"/>
+              <w:rPr>
+                <w:sz w:val="24"/>
+                <w:szCs w:val="24"/>
+              </w:rPr>
+            </w:pPr>
+            <w:r>
+              <w:rPr>
+                <w:sz w:val="24"/>
+                <w:szCs w:val="24"/>
+              </w:rPr>
+              <w:t>def add(a, b):</w:t>
+            </w:r>
+          </w:p>
+          <w:p>
+            <w:pPr>
+              <w:ind w:firstLine="0"/>
+              <w:rPr>
+                <w:sz w:val="24"/>
+                <w:szCs w:val="24"/>
+              </w:rPr>
+            </w:pPr>
+            <w:r>
+              <w:rPr>
+                <w:sz w:val="24"/>
+                <w:szCs w:val="24"/>
+              </w:rPr>
+              <w:t xml:space="preserve">    return a + b</w:t>
+            </w:r>
+          </w:p>
+          <w:p>
+            <w:pPr>
+              <w:ind w:firstLine="0"/>
+              <w:rPr>
+                <w:sz w:val="24"/>
+                <w:szCs w:val="24"/>
+              </w:rPr>
+            </w:pPr>
+            <w:r>
+              <w:rPr>
+                <w:sz w:val="24"/>
+                <w:szCs w:val="24"/>
+              </w:rPr>
+              <w:t>def subtract(a, b):</w:t>
+            </w:r>
+          </w:p>
+          <w:p>
+            <w:pPr>
+              <w:ind w:firstLine="0"/>
+              <w:rPr>
+                <w:sz w:val="24"/>
+                <w:szCs w:val="24"/>
+              </w:rPr>
+            </w:pPr>
+            <w:r>
+              <w:rPr>
+                <w:sz w:val="24"/>
+                <w:szCs w:val="24"/>
+              </w:rPr>
+              <w:t xml:space="preserve">    return a - b</w:t>
+            </w:r>
+          </w:p>
+          <w:p>
+            <w:pPr>
+              <w:ind w:firstLine="0"/>
+              <w:rPr>
+                <w:sz w:val="24"/>
+                <w:szCs w:val="24"/>
+              </w:rPr>
+            </w:pPr>
+            <w:r>
+              <w:rPr>
+                <w:sz w:val="24"/>
+                <w:szCs w:val="24"/>
+              </w:rPr>
+              <w:t>def multiply(a, b):</w:t>
+            </w:r>
+          </w:p>
+          <w:p>
+            <w:pPr>
+              <w:ind w:firstLine="0"/>
+              <w:rPr>
+                <w:sz w:val="24"/>
+                <w:szCs w:val="24"/>
+              </w:rPr>
+            </w:pPr>
+            <w:r>
+              <w:rPr>
+                <w:sz w:val="24"/>
+                <w:szCs w:val="24"/>
+              </w:rPr>
+              <w:t xml:space="preserve">    return a * b </w:t>
+            </w:r>
+          </w:p>
+          <w:p>
+            <w:pPr>
+              <w:ind w:firstLine="0"/>
+              <w:rPr>
+                <w:sz w:val="24"/>
+                <w:szCs w:val="24"/>
+              </w:rPr>
+            </w:pPr>
+            <w:r>
+              <w:rPr>
+                <w:sz w:val="24"/>
+                <w:szCs w:val="24"/>
+              </w:rPr>
+              <w:lastRenderedPageBreak/>
+              <w:t>def divide(a, b):</w:t>
+            </w:r>
+          </w:p>
+          <w:p>
+            <w:pPr>
+              <w:ind w:firstLine="0"/>
+              <w:rPr>
+                <w:sz w:val="24"/>
+                <w:szCs w:val="24"/>
+              </w:rPr>
+            </w:pPr>
+            <w:r>
+              <w:rPr>
+                <w:sz w:val="24"/>
+                <w:szCs w:val="24"/>
+              </w:rPr>
+              <w:t xml:space="preserve">    return a / b</w:t>
+            </w:r>
+          </w:p>
+          <w:p>
+            <w:pPr>
+              <w:ind w:firstLine="0"/>
+              <w:rPr>
+                <w:sz w:val="24"/>
+                <w:szCs w:val="24"/>
+              </w:rPr>
+            </w:pPr>
+            <w:r>
+              <w:rPr>
+                <w:sz w:val="24"/>
+                <w:szCs w:val="24"/>
+              </w:rPr>
+              <w:t>a = float(input("Enter first number: "))</w:t>
+            </w:r>
+          </w:p>
+          <w:p>
+            <w:pPr>
+              <w:ind w:firstLine="0"/>
+              <w:rPr>
+                <w:sz w:val="24"/>
+                <w:szCs w:val="24"/>
+              </w:rPr>
+            </w:pPr>
+            <w:r>
+              <w:rPr>
+                <w:sz w:val="24"/>
+                <w:szCs w:val="24"/>
+              </w:rPr>
+              <w:t>b = float(input("Enter second number: "))</w:t>
+            </w:r>
+          </w:p>
+          <w:p>
+            <w:pPr>
+              <w:ind w:firstLine="0"/>
+              <w:rPr>
+                <w:sz w:val="24"/>
+                <w:szCs w:val="24"/>
+              </w:rPr>
+            </w:pPr>
+            <w:r>
+              <w:rPr>
+                <w:sz w:val="24"/>
+                <w:szCs w:val="24"/>
+              </w:rPr>
+              <w:t>operation = input("Enter operation (+, -, *. /)")</w:t>
+            </w:r>
+          </w:p>
+          <w:p>
+            <w:pPr>
+              <w:ind w:firstLine="0"/>
+              <w:rPr>
+                <w:sz w:val="24"/>
+                <w:szCs w:val="24"/>
+              </w:rPr>
+            </w:pPr>
+            <w:r>
+              <w:rPr>
+                <w:sz w:val="24"/>
+                <w:szCs w:val="24"/>
+              </w:rPr>
+              <w:t xml:space="preserve">match operation: </w:t>
+            </w:r>
+          </w:p>
+          <w:p>
+            <w:pPr>
+              <w:ind w:firstLine="0"/>
+              <w:rPr>
+                <w:sz w:val="24"/>
+                <w:szCs w:val="24"/>
+              </w:rPr>
+            </w:pPr>
+            <w:r>
+              <w:rPr>
+                <w:sz w:val="24"/>
+                <w:szCs w:val="24"/>
+              </w:rPr>
+              <w:t xml:space="preserve">    case "+":</w:t>
+            </w:r>
+          </w:p>
+          <w:p>
+            <w:pPr>
+              <w:ind w:firstLine="0"/>
+              <w:rPr>
+                <w:sz w:val="24"/>
+                <w:szCs w:val="24"/>
+              </w:rPr>
+            </w:pPr>
+            <w:r>
+              <w:rPr>
+                <w:sz w:val="24"/>
+                <w:szCs w:val="24"/>
+              </w:rPr>
+              <w:t xml:space="preserve">        print("Result=", add(a, b))</w:t>
+            </w:r>
+          </w:p>
+          <w:p>
+            <w:pPr>
+              <w:ind w:firstLine="0"/>
+              <w:rPr>
+                <w:sz w:val="24"/>
+                <w:szCs w:val="24"/>
+              </w:rPr>
+            </w:pPr>
+            <w:r>
+              <w:rPr>
+                <w:sz w:val="24"/>
+                <w:szCs w:val="24"/>
+              </w:rPr>
+              <w:t xml:space="preserve">    case "-":</w:t>
+            </w:r>
+          </w:p>
+          <w:p>
+            <w:pPr>
+              <w:ind w:firstLine="0"/>
+              <w:rPr>
+                <w:sz w:val="24"/>
+                <w:szCs w:val="24"/>
+              </w:rPr>
+            </w:pPr>
+            <w:r>
+              <w:rPr>
+                <w:sz w:val="24"/>
+                <w:szCs w:val="24"/>
+              </w:rPr>
+              <w:t xml:space="preserve">        print("Result=", subtract(a, b))</w:t>
+            </w:r>
+          </w:p>
+          <w:p>
+            <w:pPr>
+              <w:ind w:firstLine="0"/>
+              <w:rPr>
+                <w:sz w:val="24"/>
+                <w:szCs w:val="24"/>
+              </w:rPr>
+            </w:pPr>
+            <w:r>
+              <w:rPr>
+                <w:sz w:val="24"/>
+                <w:szCs w:val="24"/>
+              </w:rPr>
+              <w:t xml:space="preserve">    case "*":</w:t>
+            </w:r>
+          </w:p>
+          <w:p>
+            <w:pPr>
+              <w:ind w:firstLine="0"/>
+              <w:rPr>
+                <w:sz w:val="24"/>
+                <w:szCs w:val="24"/>
+              </w:rPr>
+            </w:pPr>
+            <w:r>
+              <w:rPr>
+                <w:sz w:val="24"/>
+                <w:szCs w:val="24"/>
+              </w:rPr>
+              <w:t xml:space="preserve">        print("Result=", multiply(a, b))</w:t>
+            </w:r>
+          </w:p>
+          <w:p>
+            <w:pPr>
+              <w:ind w:firstLine="0"/>
+              <w:rPr>
+                <w:sz w:val="24"/>
+                <w:szCs w:val="24"/>
+              </w:rPr>
+            </w:pPr>
+            <w:r>
+              <w:rPr>
+                <w:sz w:val="24"/>
+                <w:szCs w:val="24"/>
+              </w:rPr>
+              <w:t xml:space="preserve">    case "/":</w:t>
+            </w:r>
+          </w:p>
+          <w:p>
+            <w:pPr>
+              <w:ind w:firstLine="0"/>
+              <w:rPr>
+                <w:sz w:val="24"/>
+                <w:szCs w:val="24"/>
+              </w:rPr>
+            </w:pPr>
+            <w:r>
+              <w:rPr>
+                <w:sz w:val="24"/>
+                <w:szCs w:val="24"/>
+              </w:rPr>
+              <w:t xml:space="preserve">        print("Result=", divide(a, b))</w:t>
+            </w:r>
+          </w:p>
+          <w:p>
+            <w:pPr>
+              <w:ind w:firstLine="0"/>
+              <w:rPr>
+                <w:sz w:val="24"/>
+                <w:szCs w:val="24"/>
+              </w:rPr>
+            </w:pPr>
+            <w:r>
+              <w:rPr>
+                <w:sz w:val="24"/>
+                <w:szCs w:val="24"/>
+              </w:rPr>
+              <w:t xml:space="preserve">    case _:</w:t>
+            </w:r>
+          </w:p>
+          <w:p>
+            <w:pPr>
+              <w:ind w:firstLine="0"/>
+              <w:rPr>
+                <w:sz w:val="24"/>
+                <w:szCs w:val="24"/>
+              </w:rPr>
+            </w:pPr>
+            <w:r>
+              <w:rPr>
+                <w:sz w:val="24"/>
+                <w:szCs w:val="24"/>
+              </w:rPr>
+              <w:t xml:space="preserve">        print ("Unknown operation")</w:t>
+            </w:r>
+          </w:p>
+        </w:tc>
+      </w:tr>
+    </w:tbl>
+    <w:p>
+      <w:pPr>
+        <w:ind w:firstLine="0"/>
+      </w:pPr>
+    </w:p>
+    <w:p>
+      <w:r>
+        <w:t>Результат виконання:</w:t>
+      </w:r>
+    </w:p>
+    <w:p>
+      <w:r>
+        <w:drawing>
+          <wp:inline distT="0" distB="0" distL="0" distR="0" wp14:anchorId="68473D44" wp14:editId="452F4B2D">
+            <wp:extent cx="2895600" cy="647700"/>
+            <wp:effectExtent l="0" t="0" r="0" b="0"/>
+            <wp:docPr id="506174013" name="Рисунок 1"/>
+            <wp:cNvGraphicFramePr>
+              <a:graphicFrameLocks xmlns:a="http://schemas.openxmlformats.org/drawingml/2006/main" noChangeAspect="1"/>
+            </wp:cNvGraphicFramePr>
+            <a:graphic xmlns:a="http://schemas.openxmlformats.org/drawingml/2006/main">
+              <a:graphicData uri="http://schemas.openxmlformats.org/drawingml/2006/picture">
+                <pic:pic xmlns:pic="http://schemas.openxmlformats.org/drawingml/2006/picture">
+                  <pic:nvPicPr>
+                    <pic:cNvPr id="506174013" name=""/>
+                    <pic:cNvPicPr/>
+                  </pic:nvPicPr>
+                  <pic:blipFill rotWithShape="1">
+                    <a:blip r:embed="rId17"/>
+                    <a:srcRect l="-1" r="51283" b="32451"/>
+                    <a:stretch>
+                      <a:fillRect/>
+                    </a:stretch>
+                  </pic:blipFill>
+                  <pic:spPr bwMode="auto">
+                    <a:xfrm>
+                      <a:off x="0" y="0"/>
+                      <a:ext cx="2895600" cy="647700"/>
+                    </a:xfrm>
+                    <a:prstGeom prst="rect">
+                      <a:avLst/>
+                    </a:prstGeom>
+                    <a:ln>
+                      <a:noFill/>
+                    </a:ln>
+                    <a:extLst>
+                      <a:ext uri="{53640926-AAD7-44D8-BBD7-CCE9431645EC}">
+                        <a14:shadowObscured xmlns:a14="http://schemas.microsoft.com/office/drawing/2010/main"/>
+                      </a:ext>
+                    </a:extLst>
+                  </pic:spPr>
+                </pic:pic>
+              </a:graphicData>
+            </a:graphic>
+          </wp:inline>
+        </w:drawing>
+      </w:r>
+    </w:p>
+    <w:p>
+      <w:r>
+        <w:t>Посилання на GitHub:</w:t>
+      </w:r>
+    </w:p>
+    <w:p/>
+    <w:p>
+      <w:r>
+        <w:t>Знімок екрану з посилання на GitHub:</w:t>
+      </w:r>
+    </w:p>
+    <w:p/>
+    <w:p>
+      <w:r>
+        <w:t xml:space="preserve">Висновок: </w:t>
+      </w:r>
+      <w:r>
+        <w:t>п</w:t>
+      </w:r>
+      <w:r>
+        <w:t xml:space="preserve">ід час виконання практичної роботи я навчилася використовувати умовні переходи if/elif/else та конструкцію match/case. Також </w:t>
+      </w:r>
+      <w:r>
+        <w:lastRenderedPageBreak/>
+        <w:t>я створила функції для розрахунку коренів квадратного рівняння та виконання основних операцій калькулятора.</w:t>
+      </w:r>
+    </w:p>
+    <w:p/>
+    <w:p>
+      <w:pPr>
+        <w:jc w:val="right"/>
+      </w:pPr>
+      <w:r>
+        <w:t>Звіт до Теми №</w:t>
+      </w:r>
+      <w:r>
+        <w:t>3</w:t>
+      </w:r>
+    </w:p>
+    <w:p>
+      <w:pPr>
+        <w:jc w:val="right"/>
+      </w:pPr>
+      <w:r>
+        <w:t>Цикли</w:t>
+      </w:r>
+    </w:p>
+    <w:p>
+      <w:r>
+        <w:t xml:space="preserve">Під час виконання практичного завдання до </w:t>
+      </w:r>
+      <w:r>
+        <w:t>Т</w:t>
+      </w:r>
+      <w:r>
+        <w:t xml:space="preserve">еми </w:t>
+      </w:r>
+      <w:r>
+        <w:t>№</w:t>
+      </w:r>
+      <w:r>
+        <w:t>3 я виконала чотири завдання, у яких працювала з циклами, списками та словниками.</w:t>
+      </w:r>
+    </w:p>
+    <w:p>
+      <w:pPr>
+        <w:rPr>
+          <w:b/>
+          <w:bCs/>
+        </w:rPr>
+      </w:pPr>
+      <w:r>
+        <w:rPr>
+          <w:b/>
+          <w:bCs/>
+        </w:rPr>
+        <w:t>Калькулятор з постійним введенням даних</w:t>
+      </w:r>
+    </w:p>
+    <w:p>
+      <w:r>
+        <w:t>Написати програму калькулятор з постійними запитами на введення нових даних та операцій. За основу взяти програму калькулятор з попередньої теми. Реалізувати механізм завершення програми після отримання відповідної команди.</w:t>
+      </w:r>
+    </w:p>
+    <w:p>
+      <w:r>
+        <w:t>Хід виконання завдання</w:t>
+      </w:r>
+      <w:r>
+        <w:t xml:space="preserve">: </w:t>
+      </w:r>
+    </w:p>
+    <w:p>
+      <w:r>
+        <w:t>Я взяла калькулятор із попередньої теми та доповнила його циклом while. Завдяки цьому після виконання однієї операції програма знову запитує два числа та потрібну операцію. Також я додала команду exit, після введення якої програма завершує роботу.</w:t>
+      </w:r>
+    </w:p>
+    <w:p>
+      <w:r>
+        <w:t xml:space="preserve">Текст програми: </w:t>
+      </w:r>
+    </w:p>
+    <w:tbl>
+      <w:tblPr>
+        <w:tblStyle w:val="a3"/>
+        <w:tblW w:w="8545" w:type="dxa"/>
+        <w:tblInd w:w="679" w:type="dxa"/>
+        <w:tblLook w:val="04A0" w:firstRow="1" w:lastRow="0" w:firstColumn="1" w:lastColumn="0" w:noHBand="0" w:noVBand="1"/>
+      </w:tblPr>
+      <w:tblGrid>
+        <w:gridCol w:w="8545"/>
+      </w:tblGrid>
+      <w:tr>
+        <w:trPr>
+          <w:trHeight w:val="398"/>
+        </w:trPr>
+        <w:tc>
+          <w:tcPr>
+            <w:tcW w:w="8545" w:type="dxa"/>
+          </w:tcPr>
+          <w:p>
+            <w:pPr>
+              <w:ind w:firstLine="0"/>
+              <w:rPr>
+                <w:sz w:val="24"/>
+                <w:szCs w:val="24"/>
+              </w:rPr>
+            </w:pPr>
+            <w:r>
+              <w:rPr>
+                <w:sz w:val="24"/>
+                <w:szCs w:val="24"/>
+              </w:rPr>
+              <w:t>def add(a, b):</w:t>
+            </w:r>
+          </w:p>
+          <w:p>
+            <w:pPr>
+              <w:ind w:firstLine="0"/>
+              <w:rPr>
+                <w:sz w:val="24"/>
+                <w:szCs w:val="24"/>
+              </w:rPr>
+            </w:pPr>
+            <w:r>
+              <w:rPr>
+                <w:sz w:val="24"/>
+                <w:szCs w:val="24"/>
+              </w:rPr>
+              <w:t xml:space="preserve">    return a + b</w:t>
+            </w:r>
+          </w:p>
+          <w:p>
+            <w:pPr>
+              <w:ind w:firstLine="0"/>
+              <w:rPr>
+                <w:sz w:val="24"/>
+                <w:szCs w:val="24"/>
+              </w:rPr>
+            </w:pPr>
+            <w:r>
+              <w:rPr>
+                <w:sz w:val="24"/>
+                <w:szCs w:val="24"/>
+              </w:rPr>
+              <w:t>def subtract(a, b):</w:t>
+            </w:r>
+          </w:p>
+          <w:p>
+            <w:pPr>
+              <w:ind w:firstLine="0"/>
+              <w:rPr>
+                <w:sz w:val="24"/>
+                <w:szCs w:val="24"/>
+              </w:rPr>
+            </w:pPr>
+            <w:r>
+              <w:rPr>
+                <w:sz w:val="24"/>
+                <w:szCs w:val="24"/>
+              </w:rPr>
+              <w:t xml:space="preserve">    return a - b</w:t>
+            </w:r>
+          </w:p>
+          <w:p>
+            <w:pPr>
+              <w:ind w:firstLine="0"/>
+              <w:rPr>
+                <w:sz w:val="24"/>
+                <w:szCs w:val="24"/>
+              </w:rPr>
+            </w:pPr>
+            <w:r>
+              <w:rPr>
+                <w:sz w:val="24"/>
+                <w:szCs w:val="24"/>
+              </w:rPr>
+              <w:t>def multiply(a, b):</w:t>
+            </w:r>
+          </w:p>
+          <w:p>
+            <w:pPr>
+              <w:ind w:firstLine="0"/>
+              <w:rPr>
+                <w:sz w:val="24"/>
+                <w:szCs w:val="24"/>
+              </w:rPr>
+            </w:pPr>
+            <w:r>
+              <w:rPr>
+                <w:sz w:val="24"/>
+                <w:szCs w:val="24"/>
+              </w:rPr>
+              <w:t xml:space="preserve">    return a * b </w:t>
+            </w:r>
+          </w:p>
+          <w:p>
+            <w:pPr>
+              <w:ind w:firstLine="0"/>
+              <w:rPr>
+                <w:sz w:val="24"/>
+                <w:szCs w:val="24"/>
+              </w:rPr>
+            </w:pPr>
+            <w:r>
+              <w:rPr>
+                <w:sz w:val="24"/>
+                <w:szCs w:val="24"/>
+              </w:rPr>
+              <w:lastRenderedPageBreak/>
+              <w:t>def divide(a, b):</w:t>
+            </w:r>
+          </w:p>
+          <w:p>
+            <w:pPr>
+              <w:ind w:firstLine="0"/>
+              <w:rPr>
+                <w:sz w:val="24"/>
+                <w:szCs w:val="24"/>
+              </w:rPr>
+            </w:pPr>
+            <w:r>
+              <w:rPr>
+                <w:sz w:val="24"/>
+                <w:szCs w:val="24"/>
+              </w:rPr>
+              <w:t xml:space="preserve">    return a / b</w:t>
+            </w:r>
+          </w:p>
+          <w:p>
+            <w:pPr>
+              <w:ind w:firstLine="0"/>
+              <w:rPr>
+                <w:sz w:val="24"/>
+                <w:szCs w:val="24"/>
+              </w:rPr>
+            </w:pPr>
+            <w:r>
+              <w:rPr>
+                <w:sz w:val="24"/>
+                <w:szCs w:val="24"/>
+              </w:rPr>
+              <w:t>while True:</w:t>
+            </w:r>
+          </w:p>
+          <w:p>
+            <w:pPr>
+              <w:ind w:firstLine="0"/>
+              <w:rPr>
+                <w:sz w:val="24"/>
+                <w:szCs w:val="24"/>
+              </w:rPr>
+            </w:pPr>
+            <w:r>
+              <w:rPr>
+                <w:sz w:val="24"/>
+                <w:szCs w:val="24"/>
+              </w:rPr>
+              <w:t xml:space="preserve">    a = float(input("Enter first number: "))</w:t>
+            </w:r>
+          </w:p>
+          <w:p>
+            <w:pPr>
+              <w:ind w:firstLine="0"/>
+              <w:rPr>
+                <w:sz w:val="24"/>
+                <w:szCs w:val="24"/>
+              </w:rPr>
+            </w:pPr>
+            <w:r>
+              <w:rPr>
+                <w:sz w:val="24"/>
+                <w:szCs w:val="24"/>
+              </w:rPr>
+              <w:t xml:space="preserve">    b = float(input("Enter second number: "))</w:t>
+            </w:r>
+          </w:p>
+          <w:p>
+            <w:pPr>
+              <w:ind w:firstLine="0"/>
+              <w:rPr>
+                <w:sz w:val="24"/>
+                <w:szCs w:val="24"/>
+              </w:rPr>
+            </w:pPr>
+            <w:r>
+              <w:rPr>
+                <w:sz w:val="24"/>
+                <w:szCs w:val="24"/>
+              </w:rPr>
+              <w:t xml:space="preserve">    operation = input("Enter operation (+, -, *. /) or exit: ")</w:t>
+            </w:r>
+          </w:p>
+          <w:p>
+            <w:pPr>
+              <w:ind w:firstLine="0"/>
+              <w:rPr>
+                <w:sz w:val="24"/>
+                <w:szCs w:val="24"/>
+              </w:rPr>
+            </w:pPr>
+            <w:r>
+              <w:rPr>
+                <w:sz w:val="24"/>
+                <w:szCs w:val="24"/>
+              </w:rPr>
+              <w:t xml:space="preserve">    if operation == "exit":</w:t>
+            </w:r>
+          </w:p>
+          <w:p>
+            <w:pPr>
+              <w:ind w:firstLine="0"/>
+              <w:rPr>
+                <w:sz w:val="24"/>
+                <w:szCs w:val="24"/>
+              </w:rPr>
+            </w:pPr>
+            <w:r>
+              <w:rPr>
+                <w:sz w:val="24"/>
+                <w:szCs w:val="24"/>
+              </w:rPr>
+              <w:t xml:space="preserve">        print("Program finished")</w:t>
+            </w:r>
+          </w:p>
+          <w:p>
+            <w:pPr>
+              <w:ind w:firstLine="0"/>
+              <w:rPr>
+                <w:sz w:val="24"/>
+                <w:szCs w:val="24"/>
+              </w:rPr>
+            </w:pPr>
+            <w:r>
+              <w:rPr>
+                <w:sz w:val="24"/>
+                <w:szCs w:val="24"/>
+              </w:rPr>
+              <w:t xml:space="preserve">        break</w:t>
+            </w:r>
+          </w:p>
+          <w:p>
+            <w:pPr>
+              <w:ind w:firstLine="0"/>
+              <w:rPr>
+                <w:sz w:val="24"/>
+                <w:szCs w:val="24"/>
+              </w:rPr>
+            </w:pPr>
+            <w:r>
+              <w:rPr>
+                <w:sz w:val="24"/>
+                <w:szCs w:val="24"/>
+              </w:rPr>
+              <w:t xml:space="preserve">    match operation: </w:t>
+            </w:r>
+          </w:p>
+          <w:p>
+            <w:pPr>
+              <w:ind w:firstLine="0"/>
+              <w:rPr>
+                <w:sz w:val="24"/>
+                <w:szCs w:val="24"/>
+              </w:rPr>
+            </w:pPr>
+            <w:r>
+              <w:rPr>
+                <w:sz w:val="24"/>
+                <w:szCs w:val="24"/>
+              </w:rPr>
+              <w:t xml:space="preserve">        case "+":</w:t>
+            </w:r>
+          </w:p>
+          <w:p>
+            <w:pPr>
+              <w:ind w:firstLine="0"/>
+              <w:rPr>
+                <w:sz w:val="24"/>
+                <w:szCs w:val="24"/>
+              </w:rPr>
+            </w:pPr>
+            <w:r>
+              <w:rPr>
+                <w:sz w:val="24"/>
+                <w:szCs w:val="24"/>
+              </w:rPr>
+              <w:t xml:space="preserve">            print("Result=", add(a, b))</w:t>
+            </w:r>
+          </w:p>
+          <w:p>
+            <w:pPr>
+              <w:ind w:firstLine="0"/>
+              <w:rPr>
+                <w:sz w:val="24"/>
+                <w:szCs w:val="24"/>
+              </w:rPr>
+            </w:pPr>
+            <w:r>
+              <w:rPr>
+                <w:sz w:val="24"/>
+                <w:szCs w:val="24"/>
+              </w:rPr>
+              <w:t xml:space="preserve">        case "-":</w:t>
+            </w:r>
+          </w:p>
+          <w:p>
+            <w:pPr>
+              <w:ind w:firstLine="0"/>
+              <w:rPr>
+                <w:sz w:val="24"/>
+                <w:szCs w:val="24"/>
+              </w:rPr>
+            </w:pPr>
+            <w:r>
+              <w:rPr>
+                <w:sz w:val="24"/>
+                <w:szCs w:val="24"/>
+              </w:rPr>
+              <w:t xml:space="preserve">            print("Result=", subtract(a, b))</w:t>
+            </w:r>
+          </w:p>
+          <w:p>
+            <w:pPr>
+              <w:ind w:firstLine="0"/>
+              <w:rPr>
+                <w:sz w:val="24"/>
+                <w:szCs w:val="24"/>
+              </w:rPr>
+            </w:pPr>
+            <w:r>
+              <w:rPr>
+                <w:sz w:val="24"/>
+                <w:szCs w:val="24"/>
+              </w:rPr>
+              <w:t xml:space="preserve">        case "*":</w:t>
+            </w:r>
+          </w:p>
+          <w:p>
+            <w:pPr>
+              <w:ind w:firstLine="0"/>
+              <w:rPr>
+                <w:sz w:val="24"/>
+                <w:szCs w:val="24"/>
+              </w:rPr>
+            </w:pPr>
+            <w:r>
+              <w:rPr>
+                <w:sz w:val="24"/>
+                <w:szCs w:val="24"/>
+              </w:rPr>
+              <w:t xml:space="preserve">            print("Result=", multiply(a, b))</w:t>
+            </w:r>
+          </w:p>
+          <w:p>
+            <w:pPr>
+              <w:ind w:firstLine="0"/>
+              <w:rPr>
+                <w:sz w:val="24"/>
+                <w:szCs w:val="24"/>
+              </w:rPr>
+            </w:pPr>
+            <w:r>
+              <w:rPr>
+                <w:sz w:val="24"/>
+                <w:szCs w:val="24"/>
+              </w:rPr>
+              <w:t xml:space="preserve">        case "/":</w:t>
+            </w:r>
+          </w:p>
+          <w:p>
+            <w:pPr>
+              <w:ind w:firstLine="0"/>
+              <w:rPr>
+                <w:sz w:val="24"/>
+                <w:szCs w:val="24"/>
+              </w:rPr>
+            </w:pPr>
+            <w:r>
+              <w:rPr>
+                <w:sz w:val="24"/>
+                <w:szCs w:val="24"/>
+              </w:rPr>
+              <w:t xml:space="preserve">            print("Result=", divide(a, b))</w:t>
+            </w:r>
+          </w:p>
+          <w:p>
+            <w:pPr>
+              <w:ind w:firstLine="0"/>
+              <w:rPr>
+                <w:sz w:val="24"/>
+                <w:szCs w:val="24"/>
+              </w:rPr>
+            </w:pPr>
+            <w:r>
+              <w:rPr>
+                <w:sz w:val="24"/>
+                <w:szCs w:val="24"/>
+              </w:rPr>
+              <w:t xml:space="preserve">        case _:</w:t>
+            </w:r>
+          </w:p>
+          <w:p>
+            <w:pPr>
+              <w:ind w:firstLine="0"/>
+              <w:rPr>
+                <w:sz w:val="24"/>
+                <w:szCs w:val="24"/>
+              </w:rPr>
+            </w:pPr>
+            <w:r>
+              <w:rPr>
+                <w:sz w:val="24"/>
+                <w:szCs w:val="24"/>
+              </w:rPr>
+              <w:t xml:space="preserve">            print ("Unknown operation")</w:t>
+            </w:r>
+          </w:p>
+        </w:tc>
+      </w:tr>
+    </w:tbl>
+    <w:p/>
+    <w:p>
+      <w:r>
+        <w:t>Результат виконання:</w:t>
+      </w:r>
+    </w:p>
+    <w:p>
+      <w:pPr>
+        <w:rPr>
+          <w:lang w:val="en-US"/>
+        </w:rPr>
+      </w:pPr>
+      <w:r>
+        <w:rPr>
+          <w:lang w:val="en-US"/>
+        </w:rPr>
+        <w:drawing>
+          <wp:inline distT="0" distB="0" distL="0" distR="0" wp14:anchorId="2BE1FCEB" wp14:editId="348F4F9C">
+            <wp:extent cx="3657600" cy="1219200"/>
+            <wp:effectExtent l="0" t="0" r="0" b="0"/>
+            <wp:docPr id="1676238130" name="Рисунок 1"/>
+            <wp:cNvGraphicFramePr>
+              <a:graphicFrameLocks xmlns:a="http://schemas.openxmlformats.org/drawingml/2006/main" noChangeAspect="1"/>
+            </wp:cNvGraphicFramePr>
+            <a:graphic xmlns:a="http://schemas.openxmlformats.org/drawingml/2006/main">
+              <a:graphicData uri="http://schemas.openxmlformats.org/drawingml/2006/picture">
+                <pic:pic xmlns:pic="http://schemas.openxmlformats.org/drawingml/2006/picture">
+                  <pic:nvPicPr>
+                    <pic:cNvPr id="1676238130" name=""/>
+                    <pic:cNvPicPr/>
+                  </pic:nvPicPr>
+                  <pic:blipFill rotWithShape="1">
+                    <a:blip r:embed="rId18"/>
+                    <a:srcRect r="38461" b="17843"/>
+                    <a:stretch>
+                      <a:fillRect/>
+                    </a:stretch>
+                  </pic:blipFill>
+                  <pic:spPr bwMode="auto">
+                    <a:xfrm>
+                      <a:off x="0" y="0"/>
+                      <a:ext cx="3657600" cy="1219200"/>
+                    </a:xfrm>
+                    <a:prstGeom prst="rect">
+                      <a:avLst/>
+                    </a:prstGeom>
+                    <a:ln>
+                      <a:noFill/>
+                    </a:ln>
+                    <a:extLst>
+                      <a:ext uri="{53640926-AAD7-44D8-BBD7-CCE9431645EC}">
+                        <a14:shadowObscured xmlns:a14="http://schemas.microsoft.com/office/drawing/2010/main"/>
+                      </a:ext>
+                    </a:extLst>
+                  </pic:spPr>
+                </pic:pic>
+              </a:graphicData>
+            </a:graphic>
+          </wp:inline>
+        </w:drawing>
+      </w:r>
+    </w:p>
+    <w:p>
+      <w:r>
+        <w:t>Посилання на GitHub:</w:t>
+      </w:r>
+    </w:p>
+    <w:p/>
+    <w:p>
+      <w:r>
+        <w:lastRenderedPageBreak/>
+        <w:t>Знімок екрану з посилання на GitHub:</w:t>
+      </w:r>
+    </w:p>
+    <w:p/>
+    <w:p>
+      <w:pPr>
+        <w:rPr>
+          <w:b/>
+          <w:bCs/>
+        </w:rPr>
+      </w:pPr>
+      <w:r>
+        <w:rPr>
+          <w:b/>
+          <w:bCs/>
+        </w:rPr>
+        <w:t>Тестування функцій списків</w:t>
+      </w:r>
+    </w:p>
+    <w:p>
+      <w:pPr>
+        <w:rPr>
+          <w:lang w:val="en-US"/>
+        </w:rPr>
+      </w:pPr>
+      <w:r>
+        <w:t>Написати програму тестування функцій списків таких як: extend(), append(), insert(id, val), remove(val), clear(), sort(), reverse(), copy()</w:t>
+      </w:r>
+    </w:p>
+    <w:p>
+      <w:r>
+        <w:t>Хід виконання завдання</w:t>
+      </w:r>
+      <w:r>
+        <w:t>:</w:t>
+      </w:r>
+    </w:p>
+    <w:p>
+      <w:r>
+        <w:t>Я створила список чисел та послідовно перевірила роботу основних функцій списків: append(), extend(), insert(), remove(), sort(), reverse(), copy() та clear(). Після кожної операції я виводила список на екран, щоб побачити результат її виконання.</w:t>
+      </w:r>
+    </w:p>
+    <w:p>
+      <w:r>
+        <w:t xml:space="preserve">Текст програми: </w:t>
+      </w:r>
+    </w:p>
+    <w:tbl>
+      <w:tblPr>
+        <w:tblStyle w:val="a3"/>
+        <w:tblW w:w="8581" w:type="dxa"/>
+        <w:tblInd w:w="679" w:type="dxa"/>
+        <w:tblLook w:val="04A0" w:firstRow="1" w:lastRow="0" w:firstColumn="1" w:lastColumn="0" w:noHBand="0" w:noVBand="1"/>
+      </w:tblPr>
+      <w:tblGrid>
+        <w:gridCol w:w="8581"/>
+      </w:tblGrid>
+      <w:tr>
+        <w:trPr>
+          <w:trHeight w:val="503"/>
+        </w:trPr>
+        <w:tc>
+          <w:tcPr>
+            <w:tcW w:w="8581" w:type="dxa"/>
+          </w:tcPr>
+          <w:p>
+            <w:pPr>
+              <w:ind w:firstLine="0"/>
+              <w:rPr>
+                <w:sz w:val="24"/>
+                <w:szCs w:val="24"/>
+              </w:rPr>
+            </w:pPr>
+            <w:r>
+              <w:rPr>
+                <w:sz w:val="24"/>
+                <w:szCs w:val="24"/>
+              </w:rPr>
+              <w:t>numbers = [5, 2, 8, 1, 3]</w:t>
+            </w:r>
+          </w:p>
+          <w:p>
+            <w:pPr>
+              <w:ind w:firstLine="0"/>
+              <w:rPr>
+                <w:sz w:val="24"/>
+                <w:szCs w:val="24"/>
+              </w:rPr>
+            </w:pPr>
+            <w:r>
+              <w:rPr>
+                <w:sz w:val="24"/>
+                <w:szCs w:val="24"/>
+              </w:rPr>
+              <w:t>print("Initial list: ", numbers)</w:t>
+            </w:r>
+          </w:p>
+          <w:p>
+            <w:pPr>
+              <w:ind w:firstLine="0"/>
+              <w:rPr>
+                <w:sz w:val="24"/>
+                <w:szCs w:val="24"/>
+              </w:rPr>
+            </w:pPr>
+            <w:r>
+              <w:rPr>
+                <w:sz w:val="24"/>
+                <w:szCs w:val="24"/>
+              </w:rPr>
+              <w:t>numbers.append(10)</w:t>
+            </w:r>
+          </w:p>
+          <w:p>
+            <w:pPr>
+              <w:ind w:firstLine="0"/>
+              <w:rPr>
+                <w:sz w:val="24"/>
+                <w:szCs w:val="24"/>
+              </w:rPr>
+            </w:pPr>
+            <w:r>
+              <w:rPr>
+                <w:sz w:val="24"/>
+                <w:szCs w:val="24"/>
+              </w:rPr>
+              <w:t>print("After append: ", numbers)</w:t>
+            </w:r>
+          </w:p>
+          <w:p>
+            <w:pPr>
+              <w:ind w:firstLine="0"/>
+              <w:rPr>
+                <w:sz w:val="24"/>
+                <w:szCs w:val="24"/>
+              </w:rPr>
+            </w:pPr>
+            <w:r>
+              <w:rPr>
+                <w:sz w:val="24"/>
+                <w:szCs w:val="24"/>
+              </w:rPr>
+              <w:t>numbers.extend([7, 9])</w:t>
+            </w:r>
+          </w:p>
+          <w:p>
+            <w:pPr>
+              <w:ind w:firstLine="0"/>
+              <w:rPr>
+                <w:sz w:val="24"/>
+                <w:szCs w:val="24"/>
+              </w:rPr>
+            </w:pPr>
+            <w:r>
+              <w:rPr>
+                <w:sz w:val="24"/>
+                <w:szCs w:val="24"/>
+              </w:rPr>
+              <w:t>print("After extend: ", numbers)</w:t>
+            </w:r>
+          </w:p>
+          <w:p>
+            <w:pPr>
+              <w:ind w:firstLine="0"/>
+              <w:rPr>
+                <w:sz w:val="24"/>
+                <w:szCs w:val="24"/>
+              </w:rPr>
+            </w:pPr>
+            <w:r>
+              <w:rPr>
+                <w:sz w:val="24"/>
+                <w:szCs w:val="24"/>
+              </w:rPr>
+              <w:t>numbers.insert(2, 20)</w:t>
+            </w:r>
+          </w:p>
+          <w:p>
+            <w:pPr>
+              <w:ind w:firstLine="0"/>
+              <w:rPr>
+                <w:sz w:val="24"/>
+                <w:szCs w:val="24"/>
+              </w:rPr>
+            </w:pPr>
+            <w:r>
+              <w:rPr>
+                <w:sz w:val="24"/>
+                <w:szCs w:val="24"/>
+              </w:rPr>
+              <w:t>print("After insert: ", numbers)</w:t>
+            </w:r>
+          </w:p>
+          <w:p>
+            <w:pPr>
+              <w:ind w:firstLine="0"/>
+              <w:rPr>
+                <w:sz w:val="24"/>
+                <w:szCs w:val="24"/>
+              </w:rPr>
+            </w:pPr>
+            <w:r>
+              <w:rPr>
+                <w:sz w:val="24"/>
+                <w:szCs w:val="24"/>
+              </w:rPr>
+              <w:t>numbers.remove(8)</w:t>
+            </w:r>
+          </w:p>
+          <w:p>
+            <w:pPr>
+              <w:ind w:firstLine="0"/>
+              <w:rPr>
+                <w:sz w:val="24"/>
+                <w:szCs w:val="24"/>
+              </w:rPr>
+            </w:pPr>
+            <w:r>
+              <w:rPr>
+                <w:sz w:val="24"/>
+                <w:szCs w:val="24"/>
+              </w:rPr>
+              <w:t>print("After remove: ", numbers)</w:t>
+            </w:r>
+          </w:p>
+          <w:p>
+            <w:pPr>
+              <w:ind w:firstLine="0"/>
+              <w:rPr>
+                <w:sz w:val="24"/>
+                <w:szCs w:val="24"/>
+              </w:rPr>
+            </w:pPr>
+            <w:r>
+              <w:rPr>
+                <w:sz w:val="24"/>
+                <w:szCs w:val="24"/>
+              </w:rPr>
+              <w:t>numbers.sort()</w:t>
+            </w:r>
+          </w:p>
+          <w:p>
+            <w:pPr>
+              <w:ind w:firstLine="0"/>
+              <w:rPr>
+                <w:sz w:val="24"/>
+                <w:szCs w:val="24"/>
+              </w:rPr>
+            </w:pPr>
+            <w:r>
+              <w:rPr>
+                <w:sz w:val="24"/>
+                <w:szCs w:val="24"/>
+              </w:rPr>
+              <w:t>print("After sort: ", numbers)</w:t>
+            </w:r>
+          </w:p>
+          <w:p>
+            <w:pPr>
+              <w:ind w:firstLine="0"/>
+              <w:rPr>
+                <w:sz w:val="24"/>
+                <w:szCs w:val="24"/>
+              </w:rPr>
+            </w:pPr>
+            <w:r>
+              <w:rPr>
+                <w:sz w:val="24"/>
+                <w:szCs w:val="24"/>
+              </w:rPr>
+              <w:t>numbers.reverse()</w:t>
+            </w:r>
+          </w:p>
+          <w:p>
+            <w:pPr>
+              <w:ind w:firstLine="0"/>
+              <w:rPr>
+                <w:sz w:val="24"/>
+                <w:szCs w:val="24"/>
+              </w:rPr>
+            </w:pPr>
+            <w:r>
+              <w:rPr>
+                <w:sz w:val="24"/>
+                <w:szCs w:val="24"/>
+              </w:rPr>
+              <w:t>print("After reverse: ", numbers)</w:t>
+            </w:r>
+          </w:p>
+          <w:p>
+            <w:pPr>
+              <w:ind w:firstLine="0"/>
+              <w:rPr>
+                <w:sz w:val="24"/>
+                <w:szCs w:val="24"/>
+              </w:rPr>
+            </w:pPr>
+            <w:r>
+              <w:rPr>
+                <w:sz w:val="24"/>
+                <w:szCs w:val="24"/>
+              </w:rPr>
+              <w:t>new_list = numbers.copy()</w:t>
+            </w:r>
+          </w:p>
+          <w:p>
+            <w:pPr>
+              <w:ind w:firstLine="0"/>
+              <w:rPr>
+                <w:sz w:val="24"/>
+                <w:szCs w:val="24"/>
+              </w:rPr>
+            </w:pPr>
+            <w:r>
+              <w:rPr>
+                <w:sz w:val="24"/>
+                <w:szCs w:val="24"/>
+              </w:rPr>
+              <w:lastRenderedPageBreak/>
+              <w:t>print("After copy: ", new_list)</w:t>
+            </w:r>
+          </w:p>
+          <w:p>
+            <w:pPr>
+              <w:ind w:firstLine="0"/>
+              <w:rPr>
+                <w:sz w:val="24"/>
+                <w:szCs w:val="24"/>
+              </w:rPr>
+            </w:pPr>
+            <w:r>
+              <w:rPr>
+                <w:sz w:val="24"/>
+                <w:szCs w:val="24"/>
+              </w:rPr>
+              <w:t>numbers.clear()</w:t>
+            </w:r>
+          </w:p>
+          <w:p>
+            <w:pPr>
+              <w:ind w:firstLine="0"/>
+              <w:rPr>
+                <w:sz w:val="24"/>
+                <w:szCs w:val="24"/>
+              </w:rPr>
+            </w:pPr>
+            <w:r>
+              <w:rPr>
+                <w:sz w:val="24"/>
+                <w:szCs w:val="24"/>
+              </w:rPr>
+              <w:t>print("After clear: ", numbers)</w:t>
+            </w:r>
+          </w:p>
+        </w:tc>
+      </w:tr>
+    </w:tbl>
+    <w:p/>
+    <w:p>
+      <w:r>
+        <w:t>Результат виконання:</w:t>
+      </w:r>
+    </w:p>
+    <w:p>
+      <w:r>
+        <w:drawing>
+          <wp:inline distT="0" distB="0" distL="0" distR="0" wp14:anchorId="589A8613" wp14:editId="42AB3E9E">
+            <wp:extent cx="4076700" cy="1356360"/>
+            <wp:effectExtent l="0" t="0" r="0" b="0"/>
+            <wp:docPr id="103592643" name="Рисунок 1"/>
+            <wp:cNvGraphicFramePr>
+              <a:graphicFrameLocks xmlns:a="http://schemas.openxmlformats.org/drawingml/2006/main" noChangeAspect="1"/>
+            </wp:cNvGraphicFramePr>
+            <a:graphic xmlns:a="http://schemas.openxmlformats.org/drawingml/2006/main">
+              <a:graphicData uri="http://schemas.openxmlformats.org/drawingml/2006/picture">
+                <pic:pic xmlns:pic="http://schemas.openxmlformats.org/drawingml/2006/picture">
+                  <pic:nvPicPr>
+                    <pic:cNvPr id="103592643" name=""/>
+                    <pic:cNvPicPr/>
+                  </pic:nvPicPr>
+                  <pic:blipFill rotWithShape="1">
+                    <a:blip r:embed="rId19"/>
+                    <a:srcRect r="31410" b="15439"/>
+                    <a:stretch>
+                      <a:fillRect/>
+                    </a:stretch>
+                  </pic:blipFill>
+                  <pic:spPr bwMode="auto">
+                    <a:xfrm>
+                      <a:off x="0" y="0"/>
+                      <a:ext cx="4076700" cy="1356360"/>
+                    </a:xfrm>
+                    <a:prstGeom prst="rect">
+                      <a:avLst/>
+                    </a:prstGeom>
+                    <a:ln>
+                      <a:noFill/>
+                    </a:ln>
+                    <a:extLst>
+                      <a:ext uri="{53640926-AAD7-44D8-BBD7-CCE9431645EC}">
+                        <a14:shadowObscured xmlns:a14="http://schemas.microsoft.com/office/drawing/2010/main"/>
+                      </a:ext>
+                    </a:extLst>
+                  </pic:spPr>
+                </pic:pic>
+              </a:graphicData>
+            </a:graphic>
+          </wp:inline>
+        </w:drawing>
+      </w:r>
+    </w:p>
+    <w:p>
+      <w:r>
+        <w:t>Посилання на GitHub:</w:t>
+      </w:r>
+    </w:p>
+    <w:p/>
+    <w:p>
+      <w:r>
+        <w:t>Знімок екрану з посилання на GitHub:</w:t>
+      </w:r>
+    </w:p>
+    <w:p>
+      <w:pPr>
+        <w:jc w:val="left"/>
+      </w:pPr>
+    </w:p>
+    <w:p>
+      <w:pPr>
+        <w:rPr>
+          <w:b/>
+          <w:bCs/>
+        </w:rPr>
+      </w:pPr>
+      <w:r>
+        <w:rPr>
+          <w:b/>
+          <w:bCs/>
+        </w:rPr>
+        <w:t>Тестування функцій словників</w:t>
+      </w:r>
+    </w:p>
+    <w:p>
+      <w:r>
+        <w:t>Написати програму тестування функцій словників таких як: update(), del(), clear(), keys(), values(), items()</w:t>
+      </w:r>
+    </w:p>
+    <w:p>
+      <w:r>
+        <w:t>Хід виконання завдання</w:t>
+      </w:r>
+      <w:r>
+        <w:t>:</w:t>
+      </w:r>
+    </w:p>
+    <w:p>
+      <w:r>
+        <w:t>Я створила словник з інформацією про книгу та перевірила роботу функцій update(), keys(), values(), items() і clear(). Для видалення елемента використала оператор del. Після кожної операції виводила результат на екран.</w:t>
+      </w:r>
+    </w:p>
+    <w:p>
+      <w:r>
+        <w:t xml:space="preserve">Текст програми: </w:t>
+      </w:r>
+    </w:p>
+    <w:tbl>
+      <w:tblPr>
+        <w:tblStyle w:val="a3"/>
+        <w:tblW w:w="8677" w:type="dxa"/>
+        <w:tblInd w:w="655" w:type="dxa"/>
+        <w:tblLook w:val="04A0" w:firstRow="1" w:lastRow="0" w:firstColumn="1" w:lastColumn="0" w:noHBand="0" w:noVBand="1"/>
+      </w:tblPr>
+      <w:tblGrid>
+        <w:gridCol w:w="8677"/>
+      </w:tblGrid>
+      <w:tr>
+        <w:trPr>
+          <w:trHeight w:val="491"/>
+        </w:trPr>
+        <w:tc>
+          <w:tcPr>
+            <w:tcW w:w="8677" w:type="dxa"/>
+          </w:tcPr>
+          <w:p>
+            <w:pPr>
+              <w:ind w:firstLine="0"/>
+              <w:rPr>
+                <w:sz w:val="24"/>
+                <w:szCs w:val="24"/>
+              </w:rPr>
+            </w:pPr>
+            <w:r>
+              <w:rPr>
+                <w:sz w:val="24"/>
+                <w:szCs w:val="24"/>
+              </w:rPr>
+              <w:t>student = {</w:t>
+            </w:r>
+          </w:p>
+          <w:p>
+            <w:pPr>
+              <w:ind w:firstLine="0"/>
+              <w:rPr>
+                <w:sz w:val="24"/>
+                <w:szCs w:val="24"/>
+              </w:rPr>
+            </w:pPr>
+            <w:r>
+              <w:rPr>
+                <w:sz w:val="24"/>
+                <w:szCs w:val="24"/>
+              </w:rPr>
+              <w:lastRenderedPageBreak/>
+              <w:t xml:space="preserve">    "name": "Anastasia",</w:t>
+            </w:r>
+          </w:p>
+          <w:p>
+            <w:pPr>
+              <w:ind w:firstLine="0"/>
+              <w:rPr>
+                <w:sz w:val="24"/>
+                <w:szCs w:val="24"/>
+              </w:rPr>
+            </w:pPr>
+            <w:r>
+              <w:rPr>
+                <w:sz w:val="24"/>
+                <w:szCs w:val="24"/>
+              </w:rPr>
+              <w:t xml:space="preserve">    "age": 18,</w:t>
+            </w:r>
+          </w:p>
+          <w:p>
+            <w:pPr>
+              <w:ind w:firstLine="0"/>
+              <w:rPr>
+                <w:sz w:val="24"/>
+                <w:szCs w:val="24"/>
+              </w:rPr>
+            </w:pPr>
+            <w:r>
+              <w:rPr>
+                <w:sz w:val="24"/>
+                <w:szCs w:val="24"/>
+              </w:rPr>
+              <w:t xml:space="preserve">    "group": "KB-252"</w:t>
+            </w:r>
+          </w:p>
+          <w:p>
+            <w:pPr>
+              <w:ind w:firstLine="0"/>
+              <w:rPr>
+                <w:sz w:val="24"/>
+                <w:szCs w:val="24"/>
+              </w:rPr>
+            </w:pPr>
+            <w:r>
+              <w:rPr>
+                <w:sz w:val="24"/>
+                <w:szCs w:val="24"/>
+              </w:rPr>
+              <w:t>}</w:t>
+            </w:r>
+          </w:p>
+          <w:p>
+            <w:pPr>
+              <w:ind w:firstLine="0"/>
+              <w:rPr>
+                <w:sz w:val="24"/>
+                <w:szCs w:val="24"/>
+              </w:rPr>
+            </w:pPr>
+            <w:r>
+              <w:rPr>
+                <w:sz w:val="24"/>
+                <w:szCs w:val="24"/>
+              </w:rPr>
+              <w:t>print("Initial dictionary:", student)</w:t>
+            </w:r>
+          </w:p>
+          <w:p>
+            <w:pPr>
+              <w:ind w:firstLine="0"/>
+              <w:rPr>
+                <w:sz w:val="24"/>
+                <w:szCs w:val="24"/>
+              </w:rPr>
+            </w:pPr>
+            <w:r>
+              <w:rPr>
+                <w:sz w:val="24"/>
+                <w:szCs w:val="24"/>
+              </w:rPr>
+              <w:t>student.update({"city": "Chernihiv"})</w:t>
+            </w:r>
+          </w:p>
+          <w:p>
+            <w:pPr>
+              <w:ind w:firstLine="0"/>
+              <w:rPr>
+                <w:sz w:val="24"/>
+                <w:szCs w:val="24"/>
+              </w:rPr>
+            </w:pPr>
+            <w:r>
+              <w:rPr>
+                <w:sz w:val="24"/>
+                <w:szCs w:val="24"/>
+              </w:rPr>
+              <w:t>print("After update:", student)</w:t>
+            </w:r>
+          </w:p>
+          <w:p>
+            <w:pPr>
+              <w:ind w:firstLine="0"/>
+              <w:rPr>
+                <w:sz w:val="24"/>
+                <w:szCs w:val="24"/>
+              </w:rPr>
+            </w:pPr>
+            <w:r>
+              <w:rPr>
+                <w:sz w:val="24"/>
+                <w:szCs w:val="24"/>
+              </w:rPr>
+              <w:t>del student["age"]</w:t>
+            </w:r>
+          </w:p>
+          <w:p>
+            <w:pPr>
+              <w:ind w:firstLine="0"/>
+              <w:rPr>
+                <w:sz w:val="24"/>
+                <w:szCs w:val="24"/>
+              </w:rPr>
+            </w:pPr>
+            <w:r>
+              <w:rPr>
+                <w:sz w:val="24"/>
+                <w:szCs w:val="24"/>
+              </w:rPr>
+              <w:t>print("After del:", student)</w:t>
+            </w:r>
+          </w:p>
+          <w:p>
+            <w:pPr>
+              <w:ind w:firstLine="0"/>
+              <w:rPr>
+                <w:sz w:val="24"/>
+                <w:szCs w:val="24"/>
+              </w:rPr>
+            </w:pPr>
+            <w:r>
+              <w:rPr>
+                <w:sz w:val="24"/>
+                <w:szCs w:val="24"/>
+              </w:rPr>
+              <w:t>print("Keys:", student.keys())</w:t>
+            </w:r>
+          </w:p>
+          <w:p>
+            <w:pPr>
+              <w:ind w:firstLine="0"/>
+              <w:rPr>
+                <w:sz w:val="24"/>
+                <w:szCs w:val="24"/>
+              </w:rPr>
+            </w:pPr>
+            <w:r>
+              <w:rPr>
+                <w:sz w:val="24"/>
+                <w:szCs w:val="24"/>
+              </w:rPr>
+              <w:t>print("Values:", student.values())</w:t>
+            </w:r>
+          </w:p>
+          <w:p>
+            <w:pPr>
+              <w:ind w:firstLine="0"/>
+              <w:rPr>
+                <w:sz w:val="24"/>
+                <w:szCs w:val="24"/>
+              </w:rPr>
+            </w:pPr>
+            <w:r>
+              <w:rPr>
+                <w:sz w:val="24"/>
+                <w:szCs w:val="24"/>
+              </w:rPr>
+              <w:t>print("Items:", student.items())</w:t>
+            </w:r>
+          </w:p>
+          <w:p>
+            <w:pPr>
+              <w:ind w:firstLine="0"/>
+              <w:rPr>
+                <w:sz w:val="24"/>
+                <w:szCs w:val="24"/>
+              </w:rPr>
+            </w:pPr>
+            <w:r>
+              <w:rPr>
+                <w:sz w:val="24"/>
+                <w:szCs w:val="24"/>
+              </w:rPr>
+              <w:t>student.clear()</w:t>
+            </w:r>
+          </w:p>
+          <w:p>
+            <w:pPr>
+              <w:ind w:firstLine="0"/>
+              <w:rPr>
+                <w:sz w:val="24"/>
+                <w:szCs w:val="24"/>
+              </w:rPr>
+            </w:pPr>
+            <w:r>
+              <w:rPr>
+                <w:sz w:val="24"/>
+                <w:szCs w:val="24"/>
+              </w:rPr>
+              <w:t>print("After clear:", student)</w:t>
+            </w:r>
+          </w:p>
+        </w:tc>
+      </w:tr>
+    </w:tbl>
+    <w:p>
+      <w:pPr>
+        <w:ind w:firstLine="0"/>
+      </w:pPr>
+    </w:p>
+    <w:p>
+      <w:r>
+        <w:t>Результат виконання:</w:t>
+      </w:r>
+    </w:p>
+    <w:p>
+      <w:r>
+        <w:drawing>
+          <wp:inline distT="0" distB="0" distL="0" distR="0" wp14:anchorId="149257DA" wp14:editId="2733110A">
+            <wp:extent cx="5836920" cy="1028700"/>
+            <wp:effectExtent l="0" t="0" r="0" b="0"/>
+            <wp:docPr id="632785894" name="Рисунок 1"/>
+            <wp:cNvGraphicFramePr>
+              <a:graphicFrameLocks xmlns:a="http://schemas.openxmlformats.org/drawingml/2006/main" noChangeAspect="1"/>
+            </wp:cNvGraphicFramePr>
+            <a:graphic xmlns:a="http://schemas.openxmlformats.org/drawingml/2006/main">
+              <a:graphicData uri="http://schemas.openxmlformats.org/drawingml/2006/picture">
+                <pic:pic xmlns:pic="http://schemas.openxmlformats.org/drawingml/2006/picture">
+                  <pic:nvPicPr>
+                    <pic:cNvPr id="632785894" name=""/>
+                    <pic:cNvPicPr/>
+                  </pic:nvPicPr>
+                  <pic:blipFill rotWithShape="1">
+                    <a:blip r:embed="rId20"/>
+                    <a:srcRect r="1795" b="20588"/>
+                    <a:stretch>
+                      <a:fillRect/>
+                    </a:stretch>
+                  </pic:blipFill>
+                  <pic:spPr bwMode="auto">
+                    <a:xfrm>
+                      <a:off x="0" y="0"/>
+                      <a:ext cx="5836920" cy="1028700"/>
+                    </a:xfrm>
+                    <a:prstGeom prst="rect">
+                      <a:avLst/>
+                    </a:prstGeom>
+                    <a:ln>
+                      <a:noFill/>
+                    </a:ln>
+                    <a:extLst>
+                      <a:ext uri="{53640926-AAD7-44D8-BBD7-CCE9431645EC}">
+                        <a14:shadowObscured xmlns:a14="http://schemas.microsoft.com/office/drawing/2010/main"/>
+                      </a:ext>
+                    </a:extLst>
+                  </pic:spPr>
+                </pic:pic>
+              </a:graphicData>
+            </a:graphic>
+          </wp:inline>
+        </w:drawing>
+      </w:r>
+    </w:p>
+    <w:p>
+      <w:r>
+        <w:t>Посилання на GitHub:</w:t>
+      </w:r>
+    </w:p>
+    <w:p/>
+    <w:p>
+      <w:r>
+        <w:t>Знімок екрану з посилання на GitHub:</w:t>
+      </w:r>
+    </w:p>
+    <w:p>
+      <w:pPr>
+        <w:rPr>
+          <w:b/>
+          <w:bCs/>
+        </w:rPr>
+      </w:pPr>
+      <w:r>
+        <w:rPr>
+          <w:b/>
+          <w:bCs/>
+        </w:rPr>
+        <w:t>Пошук позиції для вставки елемента</w:t>
+      </w:r>
+    </w:p>
+    <w:p>
+      <w:r>
+        <w:t>Маючи відсортований список, написати функцію пошуку позиції для вставки нового елементу в список</w:t>
+      </w:r>
+      <w:r>
+        <w:t>.</w:t>
+      </w:r>
+    </w:p>
+    <w:p>
+      <w:r>
+        <w:lastRenderedPageBreak/>
+        <w:t>Хід виконання завдання</w:t>
+      </w:r>
+      <w:r>
+        <w:t>:</w:t>
+      </w:r>
+    </w:p>
+    <w:p>
+      <w:r>
+        <w:t>Я створила відсортований список чисел і функцію find_position(), яка знаходить позицію для нового елемента. Функція перевіряє елементи списку по черзі та визначає місце, де потрібно вставити нове число, щоб список залишився відсортованим. Після цього я вставила число у знайдену позицію за допомогою insert().</w:t>
+      </w:r>
+    </w:p>
+    <w:p>
+      <w:r>
+        <w:t xml:space="preserve">Текст програми: </w:t>
+      </w:r>
+    </w:p>
+    <w:tbl>
+      <w:tblPr>
+        <w:tblStyle w:val="a3"/>
+        <w:tblW w:w="8773" w:type="dxa"/>
+        <w:tblInd w:w="691" w:type="dxa"/>
+        <w:tblLook w:val="04A0" w:firstRow="1" w:lastRow="0" w:firstColumn="1" w:lastColumn="0" w:noHBand="0" w:noVBand="1"/>
+      </w:tblPr>
+      <w:tblGrid>
+        <w:gridCol w:w="8773"/>
+      </w:tblGrid>
+      <w:tr>
+        <w:trPr>
+          <w:trHeight w:val="468"/>
+        </w:trPr>
+        <w:tc>
+          <w:tcPr>
+            <w:tcW w:w="8773" w:type="dxa"/>
+          </w:tcPr>
+          <w:p>
+            <w:pPr>
+              <w:ind w:firstLine="0"/>
+              <w:rPr>
+                <w:sz w:val="24"/>
+                <w:szCs w:val="24"/>
+              </w:rPr>
+            </w:pPr>
+            <w:r>
+              <w:rPr>
+                <w:sz w:val="24"/>
+                <w:szCs w:val="24"/>
+              </w:rPr>
+              <w:t>def find_position(numbers, new_number):</w:t>
+            </w:r>
+          </w:p>
+          <w:p>
+            <w:pPr>
+              <w:ind w:firstLine="0"/>
+              <w:rPr>
+                <w:sz w:val="24"/>
+                <w:szCs w:val="24"/>
+              </w:rPr>
+            </w:pPr>
+            <w:r>
+              <w:rPr>
+                <w:sz w:val="24"/>
+                <w:szCs w:val="24"/>
+              </w:rPr>
+              <w:t xml:space="preserve">    for i in range(len(numbers)):</w:t>
+            </w:r>
+          </w:p>
+          <w:p>
+            <w:pPr>
+              <w:ind w:firstLine="0"/>
+              <w:rPr>
+                <w:sz w:val="24"/>
+                <w:szCs w:val="24"/>
+              </w:rPr>
+            </w:pPr>
+            <w:r>
+              <w:rPr>
+                <w:sz w:val="24"/>
+                <w:szCs w:val="24"/>
+              </w:rPr>
+              <w:t xml:space="preserve">        if new_number &lt;= numbers[i]:</w:t>
+            </w:r>
+          </w:p>
+          <w:p>
+            <w:pPr>
+              <w:ind w:firstLine="0"/>
+              <w:rPr>
+                <w:sz w:val="24"/>
+                <w:szCs w:val="24"/>
+              </w:rPr>
+            </w:pPr>
+            <w:r>
+              <w:rPr>
+                <w:sz w:val="24"/>
+                <w:szCs w:val="24"/>
+              </w:rPr>
+              <w:t xml:space="preserve">            return i</w:t>
+            </w:r>
+          </w:p>
+          <w:p>
+            <w:pPr>
+              <w:ind w:firstLine="0"/>
+              <w:rPr>
+                <w:sz w:val="24"/>
+                <w:szCs w:val="24"/>
+              </w:rPr>
+            </w:pPr>
+            <w:r>
+              <w:rPr>
+                <w:sz w:val="24"/>
+                <w:szCs w:val="24"/>
+              </w:rPr>
+              <w:t xml:space="preserve">    return len(numbers</w:t>
+            </w:r>
+            <w:r>
+              <w:rPr>
+                <w:sz w:val="24"/>
+                <w:szCs w:val="24"/>
+              </w:rPr>
+              <w:t>)</w:t>
+            </w:r>
+          </w:p>
+          <w:p>
+            <w:pPr>
+              <w:ind w:firstLine="0"/>
+              <w:rPr>
+                <w:sz w:val="24"/>
+                <w:szCs w:val="24"/>
+              </w:rPr>
+            </w:pPr>
+            <w:r>
+              <w:rPr>
+                <w:sz w:val="24"/>
+                <w:szCs w:val="24"/>
+              </w:rPr>
+              <w:t>numbers = [1, 3, 5, 7, 9]</w:t>
+            </w:r>
+          </w:p>
+          <w:p>
+            <w:pPr>
+              <w:ind w:firstLine="0"/>
+              <w:rPr>
+                <w:sz w:val="24"/>
+                <w:szCs w:val="24"/>
+              </w:rPr>
+            </w:pPr>
+            <w:r>
+              <w:rPr>
+                <w:sz w:val="24"/>
+                <w:szCs w:val="24"/>
+              </w:rPr>
+              <w:t>print("Sorted list:", numbers)</w:t>
+            </w:r>
+          </w:p>
+          <w:p>
+            <w:pPr>
+              <w:ind w:firstLine="0"/>
+              <w:rPr>
+                <w:sz w:val="24"/>
+                <w:szCs w:val="24"/>
+              </w:rPr>
+            </w:pPr>
+            <w:r>
+              <w:rPr>
+                <w:sz w:val="24"/>
+                <w:szCs w:val="24"/>
+              </w:rPr>
+              <w:t>new_number = int(input("Enter new number: "))</w:t>
+            </w:r>
+          </w:p>
+          <w:p>
+            <w:pPr>
+              <w:ind w:firstLine="0"/>
+              <w:rPr>
+                <w:sz w:val="24"/>
+                <w:szCs w:val="24"/>
+              </w:rPr>
+            </w:pPr>
+            <w:r>
+              <w:rPr>
+                <w:sz w:val="24"/>
+                <w:szCs w:val="24"/>
+              </w:rPr>
+              <w:t>position = find_position(numbers, new_number)</w:t>
+            </w:r>
+          </w:p>
+          <w:p>
+            <w:pPr>
+              <w:ind w:firstLine="0"/>
+              <w:rPr>
+                <w:sz w:val="24"/>
+                <w:szCs w:val="24"/>
+              </w:rPr>
+            </w:pPr>
+            <w:r>
+              <w:rPr>
+                <w:sz w:val="24"/>
+                <w:szCs w:val="24"/>
+              </w:rPr>
+              <w:t>print("Position for insertion:", position)</w:t>
+            </w:r>
+          </w:p>
+          <w:p>
+            <w:pPr>
+              <w:ind w:firstLine="0"/>
+              <w:rPr>
+                <w:sz w:val="24"/>
+                <w:szCs w:val="24"/>
+              </w:rPr>
+            </w:pPr>
+            <w:r>
+              <w:rPr>
+                <w:sz w:val="24"/>
+                <w:szCs w:val="24"/>
+              </w:rPr>
+              <w:t>numbers.insert(position, new_number)</w:t>
+            </w:r>
+          </w:p>
+          <w:p>
+            <w:pPr>
+              <w:ind w:firstLine="0"/>
+              <w:rPr>
+                <w:sz w:val="24"/>
+                <w:szCs w:val="24"/>
+              </w:rPr>
+            </w:pPr>
+            <w:r>
+              <w:rPr>
+                <w:sz w:val="24"/>
+                <w:szCs w:val="24"/>
+              </w:rPr>
+              <w:t>print("New list:", numbers)</w:t>
+            </w:r>
+          </w:p>
+        </w:tc>
+      </w:tr>
+    </w:tbl>
+    <w:p/>
+    <w:p>
+      <w:r>
+        <w:t>Результат виконання:</w:t>
+      </w:r>
+    </w:p>
+    <w:p>
+      <w:r>
+        <w:drawing>
+          <wp:inline distT="0" distB="0" distL="0" distR="0" wp14:anchorId="60AC161A" wp14:editId="4779E204">
+            <wp:extent cx="4865123" cy="716280"/>
+            <wp:effectExtent l="0" t="0" r="0" b="7620"/>
+            <wp:docPr id="168764605" name="Рисунок 1"/>
+            <wp:cNvGraphicFramePr>
+              <a:graphicFrameLocks xmlns:a="http://schemas.openxmlformats.org/drawingml/2006/main" noChangeAspect="1"/>
+            </wp:cNvGraphicFramePr>
+            <a:graphic xmlns:a="http://schemas.openxmlformats.org/drawingml/2006/main">
+              <a:graphicData uri="http://schemas.openxmlformats.org/drawingml/2006/picture">
+                <pic:pic xmlns:pic="http://schemas.openxmlformats.org/drawingml/2006/picture">
+                  <pic:nvPicPr>
+                    <pic:cNvPr id="168764605" name=""/>
+                    <pic:cNvPicPr/>
+                  </pic:nvPicPr>
+                  <pic:blipFill rotWithShape="1">
+                    <a:blip r:embed="rId21"/>
+                    <a:srcRect r="32949" b="33188"/>
+                    <a:stretch>
+                      <a:fillRect/>
+                    </a:stretch>
+                  </pic:blipFill>
+                  <pic:spPr bwMode="auto">
+                    <a:xfrm>
+                      <a:off x="0" y="0"/>
+                      <a:ext cx="4865899" cy="716394"/>
+                    </a:xfrm>
+                    <a:prstGeom prst="rect">
+                      <a:avLst/>
+                    </a:prstGeom>
+                    <a:ln>
+                      <a:noFill/>
+                    </a:ln>
+                    <a:extLst>
+                      <a:ext uri="{53640926-AAD7-44D8-BBD7-CCE9431645EC}">
+                        <a14:shadowObscured xmlns:a14="http://schemas.microsoft.com/office/drawing/2010/main"/>
+                      </a:ext>
+                    </a:extLst>
+                  </pic:spPr>
+                </pic:pic>
+              </a:graphicData>
+            </a:graphic>
+          </wp:inline>
+        </w:drawing>
+      </w:r>
+    </w:p>
+    <w:p>
+      <w:r>
+        <w:t>Посилання на GitHub:</w:t>
+      </w:r>
+    </w:p>
+    <w:p/>
+    <w:p>
+      <w:r>
+        <w:lastRenderedPageBreak/>
+        <w:t>Знімок екрану з посилання на GitHub:</w:t>
+      </w:r>
+    </w:p>
+    <w:p>
+      <w:r>
+        <w:t>Висновок: п</w:t>
+      </w:r>
+      <w:r>
+        <w:t>ід час виконання практичного завдання я закріпила навички роботи з циклами, списками та словниками в Python. Я навчилася використовувати цикл while для повторення операцій, працювати з основними функціями списків і словників, а також створювати функцію для пошуку потрібної позиції елемента у відсортованому списку.</w:t>
+      </w:r>
+    </w:p>
+    <w:p/>
+    <w:p/>
+    <w:p/>
+    <w:p/>
     <w:sectPr>
       <w:pgSz w:w="12240" w:h="15840"/>
       <w:pgMar w:top="1440" w:right="1440" w:bottom="1440" w:left="1440" w:header="720" w:footer="720" w:gutter="0"/>
@@ -3030,6 +5050,127 @@
     </w:sectPr>
   </w:body>
 </w:document>
+</file>
+
+<file path=word/numbering.xml><?xml version="1.0" encoding="utf-8"?>
+<w:numbering xmlns:wpc="http://schemas.microsoft.com/office/word/2010/wordprocessingCanvas" xmlns:cx="http://schemas.microsoft.com/office/drawing/2014/chartex" xmlns:cx1="http://schemas.microsoft.com/office/drawing/2015/9/8/chartex" xmlns:cx2="http://schemas.microsoft.com/office/drawing/2015/10/21/chartex" xmlns:cx3="http://schemas.microsoft.com/office/drawing/2016/5/9/chartex" xmlns:cx4="http://schemas.microsoft.com/office/drawing/2016/5/10/chartex" xmlns:cx5="http://schemas.microsoft.com/office/drawing/2016/5/11/chartex" xmlns:cx6="http://schemas.microsoft.com/office/drawing/2016/5/12/chartex" xmlns:cx7="http://schemas.microsoft.com/office/drawing/2016/5/13/chartex" xmlns:cx8="http://schemas.microsoft.com/office/drawing/2016/5/14/chartex" xmlns:mc="http://schemas.openxmlformats.org/markup-compatibility/2006" xmlns:aink="http://schemas.microsoft.com/office/drawing/2016/ink" xmlns:am3d="http://schemas.microsoft.com/office/drawing/2017/model3d" xmlns:o="urn:schemas-microsoft-com:office:office" xmlns:oel="http://schemas.microsoft.com/office/2019/extlst" xmlns:r="http://schemas.openxmlformats.org/officeDocument/2006/relationships" xmlns:m="http://schemas.openxmlformats.org/officeDocument/2006/math" xmlns:v="urn:schemas-microsoft-com:vml" xmlns:wp14="http://schemas.microsoft.com/office/word/2010/wordprocessingDrawing" xmlns:wp="http://schemas.openxmlformats.org/drawingml/2006/wordprocessingDrawing" xmlns:w10="urn:schemas-microsoft-com:office:word" xmlns:w="http://schemas.openxmlformats.org/wordprocessingml/2006/main" xmlns:w14="http://schemas.microsoft.com/office/word/2010/wordml" xmlns:w15="http://schemas.microsoft.com/office/word/2012/wordml" xmlns:w16cex="http://schemas.microsoft.com/office/word/2018/wordml/cex" xmlns:w16cid="http://schemas.microsoft.com/office/word/2016/wordml/cid" xmlns:w16="http://schemas.microsoft.com/office/word/2018/wordml" xmlns:w16du="http://schemas.microsoft.com/office/word/2023/wordml/word16du" xmlns:w16sdtdh="http://schemas.microsoft.com/office/word/2020/wordml/sdtdatahash" xmlns:w16sdtfl="http://schemas.microsoft.com/office/word/2024/wordml/sdtformatlock" xmlns:w16se="http://schemas.microsoft.com/office/word/2015/wordml/symex" xmlns:wpg="http://schemas.microsoft.com/office/word/2010/wordprocessingGroup" xmlns:wpi="http://schemas.microsoft.com/office/word/2010/wordprocessingInk" xmlns:wne="http://schemas.microsoft.com/office/word/2006/wordml" xmlns:wps="http://schemas.microsoft.com/office/word/2010/wordprocessingShape" mc:Ignorable="w14 w15 w16se w16cid w16 w16cex w16sdtdh w16sdtfl w16du wp14">
+  <w:abstractNum w:abstractNumId="0" w15:restartNumberingAfterBreak="0">
+    <w:nsid w:val="6CE54FE5"/>
+    <w:multiLevelType w:val="hybridMultilevel"/>
+    <w:tmpl w:val="E6D05908"/>
+    <w:lvl w:ilvl="0" w:tplc="04090011">
+      <w:start w:val="1"/>
+      <w:numFmt w:val="decimal"/>
+      <w:lvlText w:val="%1)"/>
+      <w:lvlJc w:val="left"/>
+      <w:pPr>
+        <w:ind w:left="720" w:hanging="360"/>
+      </w:pPr>
+    </w:lvl>
+    <w:lvl w:ilvl="1" w:tplc="04090019">
+      <w:start w:val="1"/>
+      <w:numFmt w:val="lowerLetter"/>
+      <w:lvlText w:val="%2."/>
+      <w:lvlJc w:val="left"/>
+      <w:pPr>
+        <w:ind w:left="1440" w:hanging="360"/>
+      </w:pPr>
+    </w:lvl>
+    <w:lvl w:ilvl="2" w:tplc="0409001B">
+      <w:start w:val="1"/>
+      <w:numFmt w:val="lowerRoman"/>
+      <w:lvlText w:val="%3."/>
+      <w:lvlJc w:val="right"/>
+      <w:pPr>
+        <w:ind w:left="2160" w:hanging="180"/>
+      </w:pPr>
+    </w:lvl>
+    <w:lvl w:ilvl="3" w:tplc="0409000F">
+      <w:start w:val="1"/>
+      <w:numFmt w:val="decimal"/>
+      <w:lvlText w:val="%4."/>
+      <w:lvlJc w:val="left"/>
+      <w:pPr>
+        <w:ind w:left="2880" w:hanging="360"/>
+      </w:pPr>
+    </w:lvl>
+    <w:lvl w:ilvl="4" w:tplc="04090019">
+      <w:start w:val="1"/>
+      <w:numFmt w:val="lowerLetter"/>
+      <w:lvlText w:val="%5."/>
+      <w:lvlJc w:val="left"/>
+      <w:pPr>
+        <w:ind w:left="3600" w:hanging="360"/>
+      </w:pPr>
+    </w:lvl>
+    <w:lvl w:ilvl="5" w:tplc="0409001B">
+      <w:start w:val="1"/>
+      <w:numFmt w:val="lowerRoman"/>
+      <w:lvlText w:val="%6."/>
+      <w:lvlJc w:val="right"/>
+      <w:pPr>
+        <w:ind w:left="4320" w:hanging="180"/>
+      </w:pPr>
+    </w:lvl>
+    <w:lvl w:ilvl="6" w:tplc="0409000F">
+      <w:start w:val="1"/>
+      <w:numFmt w:val="decimal"/>
+      <w:lvlText w:val="%7."/>
+      <w:lvlJc w:val="left"/>
+      <w:pPr>
+        <w:ind w:left="5040" w:hanging="360"/>
+      </w:pPr>
+    </w:lvl>
+    <w:lvl w:ilvl="7" w:tplc="04090019">
+      <w:start w:val="1"/>
+      <w:numFmt w:val="lowerLetter"/>
+      <w:lvlText w:val="%8."/>
+      <w:lvlJc w:val="left"/>
+      <w:pPr>
+        <w:ind w:left="5760" w:hanging="360"/>
+      </w:pPr>
+    </w:lvl>
+    <w:lvl w:ilvl="8" w:tplc="0409001B">
+      <w:start w:val="1"/>
+      <w:numFmt w:val="lowerRoman"/>
+      <w:lvlText w:val="%9."/>
+      <w:lvlJc w:val="right"/>
+      <w:pPr>
+        <w:ind w:left="6480" w:hanging="180"/>
+      </w:pPr>
+    </w:lvl>
+  </w:abstractNum>
+  <w:num w:numId="1" w16cid:durableId="770206148">
+    <w:abstractNumId w:val="0"/>
+    <w:lvlOverride w:ilvl="0">
+      <w:startOverride w:val="1"/>
+    </w:lvlOverride>
+    <w:lvlOverride w:ilvl="1">
+      <w:startOverride w:val="1"/>
+    </w:lvlOverride>
+    <w:lvlOverride w:ilvl="2">
+      <w:startOverride w:val="1"/>
+    </w:lvlOverride>
+    <w:lvlOverride w:ilvl="3">
+      <w:startOverride w:val="1"/>
+    </w:lvlOverride>
+    <w:lvlOverride w:ilvl="4">
+      <w:startOverride w:val="1"/>
+    </w:lvlOverride>
+    <w:lvlOverride w:ilvl="5">
+      <w:startOverride w:val="1"/>
+    </w:lvlOverride>
+    <w:lvlOverride w:ilvl="6">
+      <w:startOverride w:val="1"/>
+    </w:lvlOverride>
+    <w:lvlOverride w:ilvl="7">
+      <w:startOverride w:val="1"/>
+    </w:lvlOverride>
+    <w:lvlOverride w:ilvl="8">
+      <w:startOverride w:val="1"/>
+    </w:lvlOverride>
+  </w:num>
+</w:numbering>
 </file>
 
 <file path=word/styles.xml><?xml version="1.0" encoding="utf-8"?>
@@ -3445,7 +5586,6 @@
   <w:style w:type="character" w:default="1" w:styleId="a0">
     <w:name w:val="Default Paragraph Font"/>
     <w:uiPriority w:val="1"/>
-    <w:semiHidden/>
     <w:unhideWhenUsed/>
   </w:style>
   <w:style w:type="table" w:default="1" w:styleId="a1">
@@ -3521,6 +5661,19 @@
     <w:rPr>
       <w:color w:val="954F72" w:themeColor="followedHyperlink"/>
       <w:u w:val="single"/>
+    </w:rPr>
+  </w:style>
+  <w:style w:type="paragraph" w:styleId="a7">
+    <w:name w:val="Normal (Web)"/>
+    <w:basedOn w:val="a"/>
+    <w:uiPriority w:val="99"/>
+    <w:semiHidden/>
+    <w:unhideWhenUsed/>
+    <w:rsid w:val="009E429B"/>
+    <w:rPr>
+      <w:rFonts w:cs="Times New Roman"/>
+      <w:sz w:val="24"/>
+      <w:szCs w:val="24"/>
     </w:rPr>
   </w:style>
 </w:styles>
